--- a/docs/VerseVAD_User_Manual.docx
+++ b/docs/VerseVAD_User_Manual.docx
@@ -71,7 +71,7 @@
           <w:color w:val="66727C"/>
           <w:sz w:val="21"/>
         </w:rPr>
-        <w:t xml:space="preserve"> July 27, 2026</w:t>
+        <w:t xml:space="preserve"> July 28, 2026</w:t>
       </w:r>
       <w:r>
         <w:rPr>
@@ -649,7 +649,7 @@
           <w:rFonts w:ascii="Calibri" w:hAnsi="Calibri"/>
           <w:sz w:val="22"/>
         </w:rPr>
-        <w:t xml:space="preserve"> control is a dropdown. All large vertical sections begin collapsed and can be opened independently, so multiple sections may remain expanded. Streamlit's arrow at the top edge of the left sidebar hides or restores the sidebar; the main workspace automatically uses the freed width or resizes when the sidebar returns. This behavior is shared by supported Windows and macOS browsers.</w:t>
+        <w:t xml:space="preserve"> control is a dropdown. All large vertical sections begin collapsed and can be opened independently, so multiple sections may remain expanded. Each expanded report section ends with a compact centered upward-arrow control that closes the section immediately in the browser without rerunning the analysis page. The Additional Optional Models and Analysis Configuration panels use the same icon control; hovering or focusing it identifies the section it will collapse. Streamlit's arrow at the top edge of the left sidebar hides or restores the sidebar; the main workspace automatically uses the freed width or resizes when the sidebar returns. This behavior is shared by supported Windows and macOS browsers.</w:t>
       </w:r>
     </w:p>
     <w:p>
@@ -2546,10 +2546,17 @@
       <w:r>
         <w:rPr>
           <w:rFonts w:ascii="Calibri" w:hAnsi="Calibri"/>
+          <w:sz w:val="22"/>
+        </w:rPr>
+        <w:t xml:space="preserve">a circular appearance menu for </w:t>
+      </w:r>
+      <w:r>
+        <w:rPr>
+          <w:rFonts w:ascii="Calibri" w:hAnsi="Calibri"/>
           <w:b/>
           <w:sz w:val="22"/>
         </w:rPr>
-        <w:t>Light</w:t>
+        <w:t>Classic</w:t>
       </w:r>
       <w:r>
         <w:rPr>
@@ -2571,6 +2578,51 @@
           <w:rFonts w:ascii="Calibri" w:hAnsi="Calibri"/>
           <w:sz w:val="22"/>
         </w:rPr>
+        <w:t xml:space="preserve">, </w:t>
+      </w:r>
+      <w:r>
+        <w:rPr>
+          <w:rFonts w:ascii="Calibri" w:hAnsi="Calibri"/>
+          <w:b/>
+          <w:sz w:val="22"/>
+        </w:rPr>
+        <w:t>Lavender</w:t>
+      </w:r>
+      <w:r>
+        <w:rPr>
+          <w:rFonts w:ascii="Calibri" w:hAnsi="Calibri"/>
+          <w:sz w:val="22"/>
+        </w:rPr>
+        <w:t xml:space="preserve">, </w:t>
+      </w:r>
+      <w:r>
+        <w:rPr>
+          <w:rFonts w:ascii="Calibri" w:hAnsi="Calibri"/>
+          <w:b/>
+          <w:sz w:val="22"/>
+        </w:rPr>
+        <w:t>Ocean</w:t>
+      </w:r>
+      <w:r>
+        <w:rPr>
+          <w:rFonts w:ascii="Calibri" w:hAnsi="Calibri"/>
+          <w:sz w:val="22"/>
+        </w:rPr>
+        <w:t xml:space="preserve">, </w:t>
+      </w:r>
+      <w:r>
+        <w:rPr>
+          <w:rFonts w:ascii="Calibri" w:hAnsi="Calibri"/>
+          <w:b/>
+          <w:sz w:val="22"/>
+        </w:rPr>
+        <w:t>Crimson</w:t>
+      </w:r>
+      <w:r>
+        <w:rPr>
+          <w:rFonts w:ascii="Calibri" w:hAnsi="Calibri"/>
+          <w:sz w:val="22"/>
+        </w:rPr>
         <w:t xml:space="preserve">, and </w:t>
       </w:r>
       <w:r>
@@ -2579,14 +2631,14 @@
           <w:b/>
           <w:sz w:val="22"/>
         </w:rPr>
-        <w:t>System</w:t>
-      </w:r>
-      <w:r>
-        <w:rPr>
-          <w:rFonts w:ascii="Calibri" w:hAnsi="Calibri"/>
-          <w:sz w:val="22"/>
-        </w:rPr>
-        <w:t xml:space="preserve"> appearance;</w:t>
+        <w:t>Forest</w:t>
+      </w:r>
+      <w:r>
+        <w:rPr>
+          <w:rFonts w:ascii="Calibri" w:hAnsi="Calibri"/>
+          <w:sz w:val="22"/>
+        </w:rPr>
+        <w:t>;</w:t>
       </w:r>
     </w:p>
     <w:p>
@@ -2604,7 +2656,7 @@
           <w:rFonts w:ascii="Calibri" w:hAnsi="Calibri"/>
           <w:sz w:val="22"/>
         </w:rPr>
-        <w:t>settings and help access.</w:t>
+        <w:t>circular gear and question-mark controls for settings and help.</w:t>
       </w:r>
     </w:p>
     <w:p>
@@ -2617,7 +2669,7 @@
           <w:rFonts w:ascii="Calibri" w:hAnsi="Calibri"/>
           <w:sz w:val="22"/>
         </w:rPr>
-        <w:t>System appearance follows the browser or operating-system preference. The selection is stored as an application-level local preference, not in a project or analysis configuration. Appearance does not change calculations, result IDs, project data, or exports. Publication-oriented charts remain light.</w:t>
+        <w:t>The selected theme persists across closing and reopening VerseVAD. Legacy Light and System choices migrate safely to Classic. The selection is stored as an application-level local preference, not in a project or analysis configuration. Appearance does not change calculations, result IDs, project data, or exports. Publication-oriented charts remain light.</w:t>
       </w:r>
     </w:p>
     <w:p>
@@ -11317,6 +11369,34 @@
           <w:sz w:val="22"/>
         </w:rPr>
         <w:t>The eight emotion associations, positive/negative NRC sentiment associations, numeric emotion intensities, and VADER rule-based polarity appear as separate constructs. VADER reports raw positive/neutral/negative proportions and a rule-adjusted compound score. Its conventional threshold label is not a declaration of the poem's emotion, and its social-media design can misread poetic ambiguity, irony, persona, quotation, and historical usage. Do not compare these values as though they were alternate VAD scales.</w:t>
+      </w:r>
+    </w:p>
+    <w:p>
+      <w:pPr>
+        <w:widowControl/>
+        <w:spacing w:before="0" w:after="120" w:line="300" w:lineRule="auto"/>
+      </w:pPr>
+      <w:r>
+        <w:rPr>
+          <w:rFonts w:ascii="Calibri" w:hAnsi="Calibri"/>
+          <w:sz w:val="22"/>
+        </w:rPr>
+        <w:t xml:space="preserve">The interface directly displays a fixed-height </w:t>
+      </w:r>
+      <w:r>
+        <w:rPr>
+          <w:rFonts w:ascii="Calibri" w:hAnsi="Calibri"/>
+          <w:b/>
+          <w:sz w:val="22"/>
+        </w:rPr>
+        <w:t>Sentence-Level VADER Scores</w:t>
+      </w:r>
+      <w:r>
+        <w:rPr>
+          <w:rFonts w:ascii="Calibri" w:hAnsi="Calibri"/>
+          <w:sz w:val="22"/>
+        </w:rPr>
+        <w:t xml:space="preserve"> table containing each model-segmented sentence's source lines, text, positive/neutral/negative proportions, compound score, and threshold label. VADER scores the complete preserved text directly for the document compound; the sentence compounds are diagnostics and are not averaged into that value.</w:t>
       </w:r>
     </w:p>
     <w:p>

--- a/docs/VerseVAD_User_Manual.docx
+++ b/docs/VerseVAD_User_Manual.docx
@@ -71,7 +71,7 @@
           <w:color w:val="66727C"/>
           <w:sz w:val="21"/>
         </w:rPr>
-        <w:t xml:space="preserve"> July 28, 2026</w:t>
+        <w:t xml:space="preserve"> July 29, 2026</w:t>
       </w:r>
       <w:r>
         <w:rPr>
@@ -2436,7 +2436,7 @@
           <w:rFonts w:ascii="Calibri" w:hAnsi="Calibri"/>
           <w:sz w:val="22"/>
         </w:rPr>
-        <w:t>The shared application header contains:</w:t>
+        <w:t>The shared application header groups workspaces under:</w:t>
       </w:r>
     </w:p>
     <w:p>
@@ -2455,7 +2455,14 @@
           <w:b/>
           <w:sz w:val="22"/>
         </w:rPr>
-        <w:t>Single Poem</w:t>
+        <w:t>Analyze</w:t>
+      </w:r>
+      <w:r>
+        <w:rPr>
+          <w:rFonts w:ascii="Calibri" w:hAnsi="Calibri"/>
+          <w:sz w:val="22"/>
+        </w:rPr>
+        <w:t>: Single Poem, Compare Poems, Other Text, and Lexicon Explorer;</w:t>
       </w:r>
     </w:p>
     <w:p>
@@ -2474,7 +2481,14 @@
           <w:b/>
           <w:sz w:val="22"/>
         </w:rPr>
-        <w:t>Project / Corpus</w:t>
+        <w:t>Collections</w:t>
+      </w:r>
+      <w:r>
+        <w:rPr>
+          <w:rFonts w:ascii="Calibri" w:hAnsi="Calibri"/>
+          <w:sz w:val="22"/>
+        </w:rPr>
+        <w:t>: Saved Projects, Reference Corpora, and Analysis Library;</w:t>
       </w:r>
     </w:p>
     <w:p>
@@ -2493,7 +2507,14 @@
           <w:b/>
           <w:sz w:val="22"/>
         </w:rPr>
-        <w:t>Other Text</w:t>
+        <w:t>Explore</w:t>
+      </w:r>
+      <w:r>
+        <w:rPr>
+          <w:rFonts w:ascii="Calibri" w:hAnsi="Calibri"/>
+          <w:sz w:val="22"/>
+        </w:rPr>
+        <w:t>: VerseMap, Lexicon Explorer, Form Library, and Corpus Browser;</w:t>
       </w:r>
     </w:p>
     <w:p>
@@ -2512,7 +2533,14 @@
           <w:b/>
           <w:sz w:val="22"/>
         </w:rPr>
-        <w:t>Lexicon Explorer</w:t>
+        <w:t>Learn</w:t>
+      </w:r>
+      <w:r>
+        <w:rPr>
+          <w:rFonts w:ascii="Calibri" w:hAnsi="Calibri"/>
+          <w:sz w:val="22"/>
+        </w:rPr>
+        <w:t>: Documentation and Methodology;</w:t>
       </w:r>
     </w:p>
     <w:p>
@@ -2657,6 +2685,137 @@
           <w:sz w:val="22"/>
         </w:rPr>
         <w:t>circular gear and question-mark controls for settings and help.</w:t>
+      </w:r>
+    </w:p>
+    <w:p>
+      <w:pPr>
+        <w:widowControl/>
+        <w:spacing w:before="0" w:after="120" w:line="300" w:lineRule="auto"/>
+      </w:pPr>
+      <w:r>
+        <w:rPr>
+          <w:rFonts w:ascii="Calibri" w:hAnsi="Calibri"/>
+          <w:sz w:val="22"/>
+        </w:rPr>
+        <w:t>Personal Corpus remains exclusive to the downloadable local edition. Routes whose later implementation is not yet complete are visibly marked as planned. The contextual sidebar keeps the current object, analysis profile, settings, comparison resources, research-notes location, analysis-management location, and export guidance together.</w:t>
+      </w:r>
+    </w:p>
+    <w:p>
+      <w:pPr>
+        <w:widowControl/>
+        <w:spacing w:before="0" w:after="120" w:line="300" w:lineRule="auto"/>
+      </w:pPr>
+      <w:r>
+        <w:rPr>
+          <w:rFonts w:ascii="Calibri" w:hAnsi="Calibri"/>
+          <w:sz w:val="22"/>
+        </w:rPr>
+        <w:t xml:space="preserve">Built-in analysis profiles are </w:t>
+      </w:r>
+      <w:r>
+        <w:rPr>
+          <w:rFonts w:ascii="Calibri" w:hAnsi="Calibri"/>
+          <w:b/>
+          <w:sz w:val="22"/>
+        </w:rPr>
+        <w:t>Full Poetic Analysis</w:t>
+      </w:r>
+      <w:r>
+        <w:rPr>
+          <w:rFonts w:ascii="Calibri" w:hAnsi="Calibri"/>
+          <w:sz w:val="22"/>
+        </w:rPr>
+        <w:t xml:space="preserve">, </w:t>
+      </w:r>
+      <w:r>
+        <w:rPr>
+          <w:rFonts w:ascii="Calibri" w:hAnsi="Calibri"/>
+          <w:b/>
+          <w:sz w:val="22"/>
+        </w:rPr>
+        <w:t>Computational Close Reading</w:t>
+      </w:r>
+      <w:r>
+        <w:rPr>
+          <w:rFonts w:ascii="Calibri" w:hAnsi="Calibri"/>
+          <w:sz w:val="22"/>
+        </w:rPr>
+        <w:t xml:space="preserve">, </w:t>
+      </w:r>
+      <w:r>
+        <w:rPr>
+          <w:rFonts w:ascii="Calibri" w:hAnsi="Calibri"/>
+          <w:b/>
+          <w:sz w:val="22"/>
+        </w:rPr>
+        <w:t>Affect and Emotion</w:t>
+      </w:r>
+      <w:r>
+        <w:rPr>
+          <w:rFonts w:ascii="Calibri" w:hAnsi="Calibri"/>
+          <w:sz w:val="22"/>
+        </w:rPr>
+        <w:t xml:space="preserve">, </w:t>
+      </w:r>
+      <w:r>
+        <w:rPr>
+          <w:rFonts w:ascii="Calibri" w:hAnsi="Calibri"/>
+          <w:b/>
+          <w:sz w:val="22"/>
+        </w:rPr>
+        <w:t>Sound and Prosody</w:t>
+      </w:r>
+      <w:r>
+        <w:rPr>
+          <w:rFonts w:ascii="Calibri" w:hAnsi="Calibri"/>
+          <w:sz w:val="22"/>
+        </w:rPr>
+        <w:t xml:space="preserve">, </w:t>
+      </w:r>
+      <w:r>
+        <w:rPr>
+          <w:rFonts w:ascii="Calibri" w:hAnsi="Calibri"/>
+          <w:b/>
+          <w:sz w:val="22"/>
+        </w:rPr>
+        <w:t>Formal Analysis</w:t>
+      </w:r>
+      <w:r>
+        <w:rPr>
+          <w:rFonts w:ascii="Calibri" w:hAnsi="Calibri"/>
+          <w:sz w:val="22"/>
+        </w:rPr>
+        <w:t xml:space="preserve">, and </w:t>
+      </w:r>
+      <w:r>
+        <w:rPr>
+          <w:rFonts w:ascii="Calibri" w:hAnsi="Calibri"/>
+          <w:b/>
+          <w:sz w:val="22"/>
+        </w:rPr>
+        <w:t>Teaching/Introductory</w:t>
+      </w:r>
+      <w:r>
+        <w:rPr>
+          <w:rFonts w:ascii="Calibri" w:hAnsi="Calibri"/>
+          <w:sz w:val="22"/>
+        </w:rPr>
+        <w:t xml:space="preserve">. Select </w:t>
+      </w:r>
+      <w:r>
+        <w:rPr>
+          <w:rFonts w:ascii="Calibri" w:hAnsi="Calibri"/>
+          <w:b/>
+          <w:sz w:val="22"/>
+        </w:rPr>
+        <w:t>Apply / Restore</w:t>
+      </w:r>
+      <w:r>
+        <w:rPr>
+          <w:rFonts w:ascii="Calibri" w:hAnsi="Calibri"/>
+          <w:sz w:val="22"/>
+        </w:rPr>
+        <w:t xml:space="preserve"> to establish a profile's defaults, then continue customizing if needed. Hosted custom profiles store configuration only for the current browser session; they never retain poem text, metadata, pronunciation overrides, results, or exports.</w:t>
       </w:r>
     </w:p>
     <w:p>
@@ -12985,7 +13144,7 @@
           <w:rFonts w:ascii="Calibri" w:hAnsi="Calibri"/>
           <w:sz w:val="22"/>
         </w:rPr>
-        <w:t>9. Project / Corpus Workspace</w:t>
+        <w:t>9. Saved Projects Workspace</w:t>
       </w:r>
     </w:p>
     <w:p>
@@ -13018,7 +13177,7 @@
           <w:b/>
           <w:sz w:val="22"/>
         </w:rPr>
-        <w:t>Project / Corpus</w:t>
+        <w:t>Collections → Saved Projects</w:t>
       </w:r>
       <w:r>
         <w:rPr>
@@ -13040,22 +13199,7 @@
           <w:rFonts w:ascii="Calibri" w:hAnsi="Calibri"/>
           <w:sz w:val="22"/>
         </w:rPr>
-        <w:t xml:space="preserve">, and enter a title. Description and researcher fields are optional. Projects persist locally in </w:t>
-      </w:r>
-      <w:r>
-        <w:rPr>
-          <w:rFonts w:ascii="Consolas" w:hAnsi="Consolas"/>
-          <w:color w:val="1F4D78"/>
-          <w:sz w:val="19"/>
-        </w:rPr>
-        <w:t>projects/versevad.sqlite3</w:t>
-      </w:r>
-      <w:r>
-        <w:rPr>
-          <w:rFonts w:ascii="Calibri" w:hAnsi="Calibri"/>
-          <w:sz w:val="22"/>
-        </w:rPr>
-        <w:t xml:space="preserve"> unless an alternate database path is configured.</w:t>
+        <w:t>, and enter a title. Description and researcher fields are optional. This is the workspace formerly labeled Project / Corpus. In the hosted edition its data are session-isolated and may be erased after disconnection or restart.</w:t>
       </w:r>
     </w:p>
     <w:p>

--- a/docs/VerseVAD_User_Manual.docx
+++ b/docs/VerseVAD_User_Manual.docx
@@ -2697,7 +2697,7 @@
           <w:rFonts w:ascii="Calibri" w:hAnsi="Calibri"/>
           <w:sz w:val="22"/>
         </w:rPr>
-        <w:t>Personal Corpus remains exclusive to the downloadable local edition. Routes whose later implementation is not yet complete are visibly marked as planned. The contextual sidebar keeps the current object, analysis profile, settings, comparison resources, research-notes location, analysis-management location, and export guidance together.</w:t>
+        <w:t>Personal Corpus remains exclusive to the downloadable local edition. Routes whose later implementation is not yet complete are visibly marked as planned. The contextual sidebar keeps the current object, analysis profile, settings, comparison resources, working research-notes notebook, analysis-management controls, and export guidance together.</w:t>
       </w:r>
     </w:p>
     <w:p>
@@ -2828,6 +2828,19 @@
           <w:rFonts w:ascii="Calibri" w:hAnsi="Calibri"/>
           <w:sz w:val="22"/>
         </w:rPr>
+        <w:t>The top navigation is an opaque fixed bar. Its labels expand in size and spacing on wide windows and tighten on smaller panes. A hover-open menu closes after the pointer leaves both its section label and dropdown; click and keyboard navigation remain available.</w:t>
+      </w:r>
+    </w:p>
+    <w:p>
+      <w:pPr>
+        <w:widowControl/>
+        <w:spacing w:before="0" w:after="120" w:line="300" w:lineRule="auto"/>
+      </w:pPr>
+      <w:r>
+        <w:rPr>
+          <w:rFonts w:ascii="Calibri" w:hAnsi="Calibri"/>
+          <w:sz w:val="22"/>
+        </w:rPr>
         <w:t>The selected theme persists across closing and reopening VerseVAD. Legacy Light and System choices migrate safely to Classic. The selection is stored as an application-level local preference, not in a project or analysis configuration. Appearance does not change calculations, result IDs, project data, or exports. Publication-oriented charts remain light.</w:t>
       </w:r>
     </w:p>
@@ -2840,6 +2853,160 @@
           <w:rFonts w:ascii="Calibri" w:hAnsi="Calibri"/>
           <w:sz w:val="22"/>
         </w:rPr>
+        <w:t>Analysis Library, drafts, and research notes</w:t>
+      </w:r>
+    </w:p>
+    <w:p>
+      <w:pPr>
+        <w:widowControl/>
+        <w:spacing w:before="0" w:after="120" w:line="300" w:lineRule="auto"/>
+      </w:pPr>
+      <w:r>
+        <w:rPr>
+          <w:rFonts w:ascii="Calibri" w:hAnsi="Calibri"/>
+          <w:sz w:val="22"/>
+        </w:rPr>
+        <w:t xml:space="preserve">Entering text in Single Poem, Other Text, or Compare Poems creates a recoverable draft for the current hosted session. Open </w:t>
+      </w:r>
+      <w:r>
+        <w:rPr>
+          <w:rFonts w:ascii="Calibri" w:hAnsi="Calibri"/>
+          <w:b/>
+          <w:sz w:val="22"/>
+        </w:rPr>
+        <w:t>Collections → Analysis Library → Draft Analyses</w:t>
+      </w:r>
+      <w:r>
+        <w:rPr>
+          <w:rFonts w:ascii="Calibri" w:hAnsi="Calibri"/>
+          <w:sz w:val="22"/>
+        </w:rPr>
+        <w:t xml:space="preserve"> to recover it. Unchanged reruns do not add duplicate draft revisions.</w:t>
+      </w:r>
+    </w:p>
+    <w:p>
+      <w:pPr>
+        <w:widowControl/>
+        <w:spacing w:before="0" w:after="120" w:line="300" w:lineRule="auto"/>
+      </w:pPr>
+      <w:r>
+        <w:rPr>
+          <w:rFonts w:ascii="Calibri" w:hAnsi="Calibri"/>
+          <w:sz w:val="22"/>
+        </w:rPr>
+        <w:t xml:space="preserve">After analysis, </w:t>
+      </w:r>
+      <w:r>
+        <w:rPr>
+          <w:rFonts w:ascii="Calibri" w:hAnsi="Calibri"/>
+          <w:b/>
+          <w:sz w:val="22"/>
+        </w:rPr>
+        <w:t>Analysis Management</w:t>
+      </w:r>
+      <w:r>
+        <w:rPr>
+          <w:rFonts w:ascii="Calibri" w:hAnsi="Calibri"/>
+          <w:sz w:val="22"/>
+        </w:rPr>
+        <w:t xml:space="preserve"> can retain the full historical result and source text or a non-restorable results-only CSV/Word bundle. </w:t>
+      </w:r>
+      <w:r>
+        <w:rPr>
+          <w:rFonts w:ascii="Calibri" w:hAnsi="Calibri"/>
+          <w:b/>
+          <w:sz w:val="22"/>
+        </w:rPr>
+        <w:t>Save analysis</w:t>
+      </w:r>
+      <w:r>
+        <w:rPr>
+          <w:rFonts w:ascii="Calibri" w:hAnsi="Calibri"/>
+          <w:sz w:val="22"/>
+        </w:rPr>
+        <w:t xml:space="preserve"> appends an immutable revision; </w:t>
+      </w:r>
+      <w:r>
+        <w:rPr>
+          <w:rFonts w:ascii="Calibri" w:hAnsi="Calibri"/>
+          <w:b/>
+          <w:sz w:val="22"/>
+        </w:rPr>
+        <w:t>Save as new</w:t>
+      </w:r>
+      <w:r>
+        <w:rPr>
+          <w:rFonts w:ascii="Calibri" w:hAnsi="Calibri"/>
+          <w:sz w:val="22"/>
+        </w:rPr>
+        <w:t xml:space="preserve"> creates a separate item. Opening a full save identifies its VerseVAD version and never silently recalculates it.</w:t>
+      </w:r>
+    </w:p>
+    <w:p>
+      <w:pPr>
+        <w:widowControl/>
+        <w:spacing w:before="0" w:after="120" w:line="300" w:lineRule="auto"/>
+      </w:pPr>
+      <w:r>
+        <w:rPr>
+          <w:rFonts w:ascii="Calibri" w:hAnsi="Calibri"/>
+          <w:sz w:val="22"/>
+        </w:rPr>
+        <w:t xml:space="preserve">Research Notes attach to an analysis, draft, comparison, collection, lookup, section, metric, chart, passage, word, rhyme, or form candidate. Notes are excluded from exports by default. Explicit selection adds them to a Word appendix and, for full bundles, </w:t>
+      </w:r>
+      <w:r>
+        <w:rPr>
+          <w:rFonts w:ascii="Consolas" w:hAnsi="Consolas"/>
+          <w:color w:val="1F4D78"/>
+          <w:sz w:val="19"/>
+        </w:rPr>
+        <w:t>research_notes.csv</w:t>
+      </w:r>
+      <w:r>
+        <w:rPr>
+          <w:rFonts w:ascii="Calibri" w:hAnsi="Calibri"/>
+          <w:sz w:val="22"/>
+        </w:rPr>
+        <w:t xml:space="preserve"> and </w:t>
+      </w:r>
+      <w:r>
+        <w:rPr>
+          <w:rFonts w:ascii="Consolas" w:hAnsi="Consolas"/>
+          <w:color w:val="1F4D78"/>
+          <w:sz w:val="19"/>
+        </w:rPr>
+        <w:t>research_notes.md</w:t>
+      </w:r>
+      <w:r>
+        <w:rPr>
+          <w:rFonts w:ascii="Calibri" w:hAnsi="Calibri"/>
+          <w:sz w:val="22"/>
+        </w:rPr>
+        <w:t>.</w:t>
+      </w:r>
+    </w:p>
+    <w:p>
+      <w:pPr>
+        <w:widowControl/>
+        <w:spacing w:before="0" w:after="120" w:line="300" w:lineRule="auto"/>
+      </w:pPr>
+      <w:r>
+        <w:rPr>
+          <w:rFonts w:ascii="Calibri" w:hAnsi="Calibri"/>
+          <w:sz w:val="22"/>
+        </w:rPr>
+        <w:t>Hosted Analysis Library data are isolated but temporary. A timeout, restart, or redeployment can remove them, so download important work before the session ends. The Clear Text menu asks whether to keep the draft, save a completed analysis first, or discard only unsaved work.</w:t>
+      </w:r>
+    </w:p>
+    <w:p>
+      <w:pPr>
+        <w:pStyle w:val="Heading2"/>
+      </w:pPr>
+      <w:r>
+        <w:rPr>
+          <w:rFonts w:ascii="Calibri" w:hAnsi="Calibri"/>
+          <w:sz w:val="22"/>
+        </w:rPr>
         <w:t>Stop VerseVAD</w:t>
       </w:r>
     </w:p>
@@ -2853,7 +3020,7 @@
           <w:rFonts w:ascii="Calibri" w:hAnsi="Calibri"/>
           <w:sz w:val="22"/>
         </w:rPr>
-        <w:t>Close the browser tab, then close the visible launcher window. One-poem results exist only in the current application session unless downloaded. Corpus projects persist in the local SQLite database.</w:t>
+        <w:t>Close the browser tab, then close the visible launcher window. Hosted analyses, library items, and project data remain temporary unless downloaded.</w:t>
       </w:r>
     </w:p>
     <w:p>
@@ -3358,6 +3525,19 @@
           <w:sz w:val="22"/>
         </w:rPr>
         <w:t>, save the readable summary or full audit bundle.</w:t>
+      </w:r>
+    </w:p>
+    <w:p>
+      <w:pPr>
+        <w:widowControl/>
+        <w:spacing w:before="0" w:after="120" w:line="300" w:lineRule="auto"/>
+      </w:pPr>
+      <w:r>
+        <w:rPr>
+          <w:rFonts w:ascii="Calibri" w:hAnsi="Calibri"/>
+          <w:sz w:val="22"/>
+        </w:rPr>
+        <w:t xml:space="preserve">    Notes remain excluded unless explicitly selected.</w:t>
       </w:r>
     </w:p>
     <w:p>

--- a/docs/VerseVAD_User_Manual.docx
+++ b/docs/VerseVAD_User_Manual.docx
@@ -71,7 +71,7 @@
           <w:color w:val="66727C"/>
           <w:sz w:val="21"/>
         </w:rPr>
-        <w:t xml:space="preserve"> July 29, 2026</w:t>
+        <w:t xml:space="preserve"> July 30, 2026</w:t>
       </w:r>
       <w:r>
         <w:rPr>
@@ -2697,7 +2697,7 @@
           <w:rFonts w:ascii="Calibri" w:hAnsi="Calibri"/>
           <w:sz w:val="22"/>
         </w:rPr>
-        <w:t>Personal Corpus remains exclusive to the downloadable local edition. Routes whose later implementation is not yet complete are visibly marked as planned. The contextual sidebar keeps the current object, analysis profile, settings, comparison resources, working research-notes notebook, analysis-management controls, and export guidance together.</w:t>
+        <w:t>Personal Corpus remains exclusive to the downloadable local edition. Every listed hosted route is implemented. The contextual sidebar keeps the current object, analysis profile, settings, comparison resources, working research-notes notebook, analysis-management controls, and export guidance together. Workspaces where analytical controls do not apply show an About panel, relevant Quick Navigation links, and data/privacy guidance instead of a blank sidebar.</w:t>
       </w:r>
     </w:p>
     <w:p>
@@ -2853,6 +2853,132 @@
           <w:rFonts w:ascii="Calibri" w:hAnsi="Calibri"/>
           <w:sz w:val="22"/>
         </w:rPr>
+        <w:t>Reference corpora and research workspaces</w:t>
+      </w:r>
+    </w:p>
+    <w:p>
+      <w:pPr>
+        <w:widowControl/>
+        <w:spacing w:before="0" w:after="120" w:line="300" w:lineRule="auto"/>
+      </w:pPr>
+      <w:r>
+        <w:rPr>
+          <w:rFonts w:ascii="Calibri" w:hAnsi="Calibri"/>
+          <w:b/>
+          <w:sz w:val="22"/>
+        </w:rPr>
+        <w:t>Collections → Reference Corpora</w:t>
+      </w:r>
+      <w:r>
+        <w:rPr>
+          <w:rFonts w:ascii="Calibri" w:hAnsi="Calibri"/>
+          <w:sz w:val="22"/>
+        </w:rPr>
+        <w:t xml:space="preserve"> inventories the corpora packaged with this deployment. The hosted workspace is deliberately read-only: Community Cloud storage is not a durable private corpus store, so creating, replacing, rebuilding, and deleting corpora remain features of the downloadable local edition.</w:t>
+      </w:r>
+    </w:p>
+    <w:p>
+      <w:pPr>
+        <w:widowControl/>
+        <w:spacing w:before="0" w:after="120" w:line="300" w:lineRule="auto"/>
+      </w:pPr>
+      <w:r>
+        <w:rPr>
+          <w:rFonts w:ascii="Calibri" w:hAnsi="Calibri"/>
+          <w:b/>
+          <w:sz w:val="22"/>
+        </w:rPr>
+        <w:t>Explore → VerseMap</w:t>
+      </w:r>
+      <w:r>
+        <w:rPr>
+          <w:rFonts w:ascii="Calibri" w:hAnsi="Calibri"/>
+          <w:sz w:val="22"/>
+        </w:rPr>
+        <w:t xml:space="preserve"> supplies a standalone one-poem comparison against an indexed corpus using the fixed, sound-free VerseMap Standard Profile 1.0. The map, nearest poems, poet centroids, shared evidence, coverage, release, and model identity reuse the same auditable services as embedded VerseMap. Interactive Single Poem settings cannot silently alter the comparison profile. Results support session-only drafts, research notes, historical saves, Word reports, and full audit bundles; important work should be downloaded before the hosted session ends.</w:t>
+      </w:r>
+    </w:p>
+    <w:p>
+      <w:pPr>
+        <w:widowControl/>
+        <w:spacing w:before="0" w:after="120" w:line="300" w:lineRule="auto"/>
+      </w:pPr>
+      <w:r>
+        <w:rPr>
+          <w:rFonts w:ascii="Calibri" w:hAnsi="Calibri"/>
+          <w:b/>
+          <w:sz w:val="22"/>
+        </w:rPr>
+        <w:t>Explore → Corpus Browser</w:t>
+      </w:r>
+      <w:r>
+        <w:rPr>
+          <w:rFonts w:ascii="Calibri" w:hAnsi="Calibri"/>
+          <w:sz w:val="22"/>
+        </w:rPr>
+        <w:t xml:space="preserve"> reads corpus inventory, metadata, coverage, feature distributions, and individual poem profiles without editing source files. </w:t>
+      </w:r>
+      <w:r>
+        <w:rPr>
+          <w:rFonts w:ascii="Calibri" w:hAnsi="Calibri"/>
+          <w:b/>
+          <w:sz w:val="22"/>
+        </w:rPr>
+        <w:t>Explore → Form Library</w:t>
+      </w:r>
+      <w:r>
+        <w:rPr>
+          <w:rFonts w:ascii="Calibri" w:hAnsi="Calibri"/>
+          <w:sz w:val="22"/>
+        </w:rPr>
+        <w:t xml:space="preserve"> provides every inherited-form definition, requirement, weight, source, and limitation without requiring poem analysis.</w:t>
+      </w:r>
+    </w:p>
+    <w:p>
+      <w:pPr>
+        <w:widowControl/>
+        <w:spacing w:before="0" w:after="120" w:line="300" w:lineRule="auto"/>
+      </w:pPr>
+      <w:r>
+        <w:rPr>
+          <w:rFonts w:ascii="Calibri" w:hAnsi="Calibri"/>
+          <w:b/>
+          <w:sz w:val="22"/>
+        </w:rPr>
+        <w:t>Learn → Documentation</w:t>
+      </w:r>
+      <w:r>
+        <w:rPr>
+          <w:rFonts w:ascii="Calibri" w:hAnsi="Calibri"/>
+          <w:sz w:val="22"/>
+        </w:rPr>
+        <w:t xml:space="preserve"> presents selected packaged guides and offers the complete Word manual. </w:t>
+      </w:r>
+      <w:r>
+        <w:rPr>
+          <w:rFonts w:ascii="Calibri" w:hAnsi="Calibri"/>
+          <w:b/>
+          <w:sz w:val="22"/>
+        </w:rPr>
+        <w:t>Learn → Methodology</w:t>
+      </w:r>
+      <w:r>
+        <w:rPr>
+          <w:rFonts w:ascii="Calibri" w:hAnsi="Calibri"/>
+          <w:sz w:val="22"/>
+        </w:rPr>
+        <w:t xml:space="preserve"> provides a searchable reader for calculation rules, interpretation guidance, provenance, known limitations, and validation documentation.</w:t>
+      </w:r>
+    </w:p>
+    <w:p>
+      <w:pPr>
+        <w:pStyle w:val="Heading2"/>
+      </w:pPr>
+      <w:r>
+        <w:rPr>
+          <w:rFonts w:ascii="Calibri" w:hAnsi="Calibri"/>
+          <w:sz w:val="22"/>
+        </w:rPr>
         <w:t>Analysis Library, drafts, and research notes</w:t>
       </w:r>
     </w:p>
@@ -2866,7 +2992,7 @@
           <w:rFonts w:ascii="Calibri" w:hAnsi="Calibri"/>
           <w:sz w:val="22"/>
         </w:rPr>
-        <w:t xml:space="preserve">Entering text in Single Poem, Other Text, or Compare Poems creates a recoverable draft for the current hosted session. Open </w:t>
+        <w:t xml:space="preserve">Entering text in Single Poem, Other Text, or Compare Poems, or running standalone VerseMap, creates a recoverable draft for the current hosted session. Open </w:t>
       </w:r>
       <w:r>
         <w:rPr>

--- a/docs/VerseVAD_User_Manual.docx
+++ b/docs/VerseVAD_User_Manual.docx
@@ -2895,7 +2895,7 @@
           <w:rFonts w:ascii="Calibri" w:hAnsi="Calibri"/>
           <w:sz w:val="22"/>
         </w:rPr>
-        <w:t xml:space="preserve"> supplies a standalone one-poem comparison against an indexed corpus using the fixed, sound-free VerseMap Standard Profile 1.0. The map, nearest poems, poet centroids, shared evidence, coverage, release, and model identity reuse the same auditable services as embedded VerseMap. Interactive Single Poem settings cannot silently alter the comparison profile. Results support session-only drafts, research notes, historical saves, Word reports, and full audit bundles; important work should be downloaded before the hosted session ends.</w:t>
+        <w:t xml:space="preserve"> supplies a standalone one-poem comparison against an indexed corpus using the fixed, sound-free VerseMap Standard Profile 1.0. The map, nearest poems, poet centroids, shared evidence, coverage, release, and model identity reuse the same auditable services as embedded VerseMap. Interactive Single Poem settings cannot silently alter the comparison profile. Results support research notes, explicit session-only historical saves, Word reports, and full audit bundles; important work should be downloaded before the hosted session ends.</w:t>
       </w:r>
     </w:p>
     <w:p>
@@ -2916,7 +2916,7 @@
           <w:rFonts w:ascii="Calibri" w:hAnsi="Calibri"/>
           <w:sz w:val="22"/>
         </w:rPr>
-        <w:t xml:space="preserve"> reads corpus inventory, metadata, coverage, feature distributions, and individual poem profiles without editing source files. </w:t>
+        <w:t xml:space="preserve"> reads corpus inventory, metadata, a poem-and-poet VerseMap, Standard Profile means and dispersion, sortable poem metrics, corpus-relative characteristicity and distinctiveness, feature distributions, and individual poem profiles without editing source files. Choose </w:t>
       </w:r>
       <w:r>
         <w:rPr>
@@ -2924,6 +2924,21 @@
           <w:b/>
           <w:sz w:val="22"/>
         </w:rPr>
+        <w:t>Whole Corpus</w:t>
+      </w:r>
+      <w:r>
+        <w:rPr>
+          <w:rFonts w:ascii="Calibri" w:hAnsi="Calibri"/>
+          <w:sz w:val="22"/>
+        </w:rPr>
+        <w:t xml:space="preserve"> or a specific poem before choosing a report section. On-screen whole-corpus tables show one metric family at a time; CSV downloads retain the complete Standard Profile matrix. </w:t>
+      </w:r>
+      <w:r>
+        <w:rPr>
+          <w:rFonts w:ascii="Calibri" w:hAnsi="Calibri"/>
+          <w:b/>
+          <w:sz w:val="22"/>
+        </w:rPr>
         <w:t>Explore → Form Library</w:t>
       </w:r>
       <w:r>
@@ -2979,7 +2994,7 @@
           <w:rFonts w:ascii="Calibri" w:hAnsi="Calibri"/>
           <w:sz w:val="22"/>
         </w:rPr>
-        <w:t>Analysis Library, drafts, and research notes</w:t>
+        <w:t>Analysis Library and research notes</w:t>
       </w:r>
     </w:p>
     <w:p>
@@ -2992,7 +3007,20 @@
           <w:rFonts w:ascii="Calibri" w:hAnsi="Calibri"/>
           <w:sz w:val="22"/>
         </w:rPr>
-        <w:t xml:space="preserve">Entering text in Single Poem, Other Text, or Compare Poems, or running standalone VerseMap, creates a recoverable draft for the current hosted session. Open </w:t>
+        <w:t>VerseVAD does not autosave drafts. Unsaved text and results remain only in the current hosted session.</w:t>
+      </w:r>
+    </w:p>
+    <w:p>
+      <w:pPr>
+        <w:widowControl/>
+        <w:spacing w:before="0" w:after="120" w:line="300" w:lineRule="auto"/>
+      </w:pPr>
+      <w:r>
+        <w:rPr>
+          <w:rFonts w:ascii="Calibri" w:hAnsi="Calibri"/>
+          <w:sz w:val="22"/>
+        </w:rPr>
+        <w:t xml:space="preserve">After analysis, enter a required saved-analysis title. </w:t>
       </w:r>
       <w:r>
         <w:rPr>
@@ -3000,14 +3028,44 @@
           <w:b/>
           <w:sz w:val="22"/>
         </w:rPr>
-        <w:t>Collections → Analysis Library → Draft Analyses</w:t>
-      </w:r>
-      <w:r>
-        <w:rPr>
-          <w:rFonts w:ascii="Calibri" w:hAnsi="Calibri"/>
-          <w:sz w:val="22"/>
-        </w:rPr>
-        <w:t xml:space="preserve"> to recover it. Unchanged reruns do not add duplicate draft revisions.</w:t>
+        <w:t>Analysis Management</w:t>
+      </w:r>
+      <w:r>
+        <w:rPr>
+          <w:rFonts w:ascii="Calibri" w:hAnsi="Calibri"/>
+          <w:sz w:val="22"/>
+        </w:rPr>
+        <w:t xml:space="preserve"> can retain the full historical result and source text or a non-restorable results-only CSV/Word bundle. </w:t>
+      </w:r>
+      <w:r>
+        <w:rPr>
+          <w:rFonts w:ascii="Calibri" w:hAnsi="Calibri"/>
+          <w:b/>
+          <w:sz w:val="22"/>
+        </w:rPr>
+        <w:t>Save analysis</w:t>
+      </w:r>
+      <w:r>
+        <w:rPr>
+          <w:rFonts w:ascii="Calibri" w:hAnsi="Calibri"/>
+          <w:sz w:val="22"/>
+        </w:rPr>
+        <w:t xml:space="preserve"> appends an immutable revision; </w:t>
+      </w:r>
+      <w:r>
+        <w:rPr>
+          <w:rFonts w:ascii="Calibri" w:hAnsi="Calibri"/>
+          <w:b/>
+          <w:sz w:val="22"/>
+        </w:rPr>
+        <w:t>Save as new</w:t>
+      </w:r>
+      <w:r>
+        <w:rPr>
+          <w:rFonts w:ascii="Calibri" w:hAnsi="Calibri"/>
+          <w:sz w:val="22"/>
+        </w:rPr>
+        <w:t xml:space="preserve"> creates a separate item. Opening a full save identifies its VerseVAD version and never silently recalculates it.</w:t>
       </w:r>
     </w:p>
     <w:p>
@@ -3020,65 +3078,7 @@
           <w:rFonts w:ascii="Calibri" w:hAnsi="Calibri"/>
           <w:sz w:val="22"/>
         </w:rPr>
-        <w:t xml:space="preserve">After analysis, </w:t>
-      </w:r>
-      <w:r>
-        <w:rPr>
-          <w:rFonts w:ascii="Calibri" w:hAnsi="Calibri"/>
-          <w:b/>
-          <w:sz w:val="22"/>
-        </w:rPr>
-        <w:t>Analysis Management</w:t>
-      </w:r>
-      <w:r>
-        <w:rPr>
-          <w:rFonts w:ascii="Calibri" w:hAnsi="Calibri"/>
-          <w:sz w:val="22"/>
-        </w:rPr>
-        <w:t xml:space="preserve"> can retain the full historical result and source text or a non-restorable results-only CSV/Word bundle. </w:t>
-      </w:r>
-      <w:r>
-        <w:rPr>
-          <w:rFonts w:ascii="Calibri" w:hAnsi="Calibri"/>
-          <w:b/>
-          <w:sz w:val="22"/>
-        </w:rPr>
-        <w:t>Save analysis</w:t>
-      </w:r>
-      <w:r>
-        <w:rPr>
-          <w:rFonts w:ascii="Calibri" w:hAnsi="Calibri"/>
-          <w:sz w:val="22"/>
-        </w:rPr>
-        <w:t xml:space="preserve"> appends an immutable revision; </w:t>
-      </w:r>
-      <w:r>
-        <w:rPr>
-          <w:rFonts w:ascii="Calibri" w:hAnsi="Calibri"/>
-          <w:b/>
-          <w:sz w:val="22"/>
-        </w:rPr>
-        <w:t>Save as new</w:t>
-      </w:r>
-      <w:r>
-        <w:rPr>
-          <w:rFonts w:ascii="Calibri" w:hAnsi="Calibri"/>
-          <w:sz w:val="22"/>
-        </w:rPr>
-        <w:t xml:space="preserve"> creates a separate item. Opening a full save identifies its VerseVAD version and never silently recalculates it.</w:t>
-      </w:r>
-    </w:p>
-    <w:p>
-      <w:pPr>
-        <w:widowControl/>
-        <w:spacing w:before="0" w:after="120" w:line="300" w:lineRule="auto"/>
-      </w:pPr>
-      <w:r>
-        <w:rPr>
-          <w:rFonts w:ascii="Calibri" w:hAnsi="Calibri"/>
-          <w:sz w:val="22"/>
-        </w:rPr>
-        <w:t xml:space="preserve">Research Notes attach to an analysis, draft, comparison, collection, lookup, section, metric, chart, passage, word, rhyme, or form candidate. Notes are excluded from exports by default. Explicit selection adds them to a Word appendix and, for full bundles, </w:t>
+        <w:t xml:space="preserve">Research Notes attach to a saved analysis, comparison, collection, lookup, section, metric, chart, passage, word, rhyme, or form candidate. Notes are excluded from exports by default. Explicit selection adds them to a Word appendix and, for full bundles, </w:t>
       </w:r>
       <w:r>
         <w:rPr>
@@ -3121,7 +3121,7 @@
           <w:rFonts w:ascii="Calibri" w:hAnsi="Calibri"/>
           <w:sz w:val="22"/>
         </w:rPr>
-        <w:t>Hosted Analysis Library data are isolated but temporary. A timeout, restart, or redeployment can remove them, so download important work before the session ends. The Clear Text menu asks whether to keep the draft, save a completed analysis first, or discard only unsaved work.</w:t>
+        <w:t>Hosted Analysis Library data are isolated but temporary. A timeout, restart, or redeployment can remove them, so download important work before the session ends. Clear Text discards the current unsaved context; save explicitly first if the analysis should remain in the session library.</w:t>
       </w:r>
     </w:p>
     <w:p>
@@ -14162,7 +14162,7 @@
           <w:rFonts w:ascii="Calibri" w:hAnsi="Calibri"/>
           <w:sz w:val="22"/>
         </w:rPr>
-        <w:t>Filter and compare</w:t>
+        <w:t>Inspect and compare completed results</w:t>
       </w:r>
     </w:p>
     <w:p>
@@ -14175,7 +14175,52 @@
           <w:rFonts w:ascii="Calibri" w:hAnsi="Calibri"/>
           <w:sz w:val="22"/>
         </w:rPr>
-        <w:t>Filter the completed batch by collection, author, or genre. Select one or both analysis views. Compare work-level token- or type-weighted means without mixing those weightings silently.</w:t>
+        <w:t xml:space="preserve">Choose </w:t>
+      </w:r>
+      <w:r>
+        <w:rPr>
+          <w:rFonts w:ascii="Calibri" w:hAnsi="Calibri"/>
+          <w:b/>
+          <w:sz w:val="22"/>
+        </w:rPr>
+        <w:t>Whole Corpus</w:t>
+      </w:r>
+      <w:r>
+        <w:rPr>
+          <w:rFonts w:ascii="Calibri" w:hAnsi="Calibri"/>
+          <w:sz w:val="22"/>
+        </w:rPr>
+        <w:t xml:space="preserve"> or a specific poem under </w:t>
+      </w:r>
+      <w:r>
+        <w:rPr>
+          <w:rFonts w:ascii="Calibri" w:hAnsi="Calibri"/>
+          <w:b/>
+          <w:sz w:val="22"/>
+        </w:rPr>
+        <w:t>Result Scope</w:t>
+      </w:r>
+      <w:r>
+        <w:rPr>
+          <w:rFonts w:ascii="Calibri" w:hAnsi="Calibri"/>
+          <w:sz w:val="22"/>
+        </w:rPr>
+        <w:t xml:space="preserve">, then choose an available </w:t>
+      </w:r>
+      <w:r>
+        <w:rPr>
+          <w:rFonts w:ascii="Calibri" w:hAnsi="Calibri"/>
+          <w:b/>
+          <w:sz w:val="22"/>
+        </w:rPr>
+        <w:t>Analysis Report</w:t>
+      </w:r>
+      <w:r>
+        <w:rPr>
+          <w:rFonts w:ascii="Calibri" w:hAnsi="Calibri"/>
+          <w:sz w:val="22"/>
+        </w:rPr>
+        <w:t>. Whole Corpus presents compatible collection summaries and poem comparisons; an individual poem presents document-level tables and charts. Affective Evidence separately controls lexicon, token scope, and token/type weighting. Complete low-level evidence stays in the CSV, Word, and module-audit exports rather than filling the front-end report.</w:t>
       </w:r>
     </w:p>
     <w:p>

--- a/docs/VerseVAD_User_Manual.docx
+++ b/docs/VerseVAD_User_Manual.docx
@@ -71,7 +71,7 @@
           <w:color w:val="66727C"/>
           <w:sz w:val="21"/>
         </w:rPr>
-        <w:t xml:space="preserve"> July 30, 2026</w:t>
+        <w:t xml:space="preserve"> July 31, 2026</w:t>
       </w:r>
       <w:r>
         <w:rPr>
@@ -12063,6 +12063,150 @@
           <w:sz w:val="22"/>
         </w:rPr>
         <w:t>The always-available readability subsection reports Flesch Reading Ease, Flesch-Kincaid Grade, Gunning Fog, Automated Readability Index, Coleman-Liau, and SMOG with the exact word, sentence, syllable, character, and pronunciation- coverage denominators. SMOG remains missing below 30 model-segmented sentences. Contractions and hyphenated expressions count as one orthographic word. Out-of-dictionary syllables use a clearly labeled heuristic until the user approves or edits a session pronunciation override. These prose-oriented formulas do not measure literary quality, reader ability, actual comprehension, or a required grade.</w:t>
+      </w:r>
+    </w:p>
+    <w:p>
+      <w:pPr>
+        <w:widowControl/>
+        <w:spacing w:before="0" w:after="120" w:line="300" w:lineRule="auto"/>
+      </w:pPr>
+      <w:r>
+        <w:rPr>
+          <w:rFonts w:ascii="Calibri" w:hAnsi="Calibri"/>
+          <w:sz w:val="22"/>
+        </w:rPr>
+        <w:t xml:space="preserve">The subsection also reports </w:t>
+      </w:r>
+      <w:r>
+        <w:rPr>
+          <w:rFonts w:ascii="Calibri" w:hAnsi="Calibri"/>
+          <w:b/>
+          <w:sz w:val="22"/>
+        </w:rPr>
+        <w:t>VerseVAD Poetic Reading Ease (Experimental)</w:t>
+      </w:r>
+      <w:r>
+        <w:rPr>
+          <w:rFonts w:ascii="Calibri" w:hAnsi="Calibri"/>
+          <w:sz w:val="22"/>
+        </w:rPr>
+        <w:t xml:space="preserve"> (</w:t>
+      </w:r>
+      <w:r>
+        <w:rPr>
+          <w:rFonts w:ascii="Calibri" w:hAnsi="Calibri"/>
+          <w:b/>
+          <w:sz w:val="22"/>
+        </w:rPr>
+        <w:t>VV-PRE</w:t>
+      </w:r>
+      <w:r>
+        <w:rPr>
+          <w:rFonts w:ascii="Calibri" w:hAnsi="Calibri"/>
+          <w:sz w:val="22"/>
+        </w:rPr>
+        <w:t xml:space="preserve">) when Frequency &amp; Rarity, normative AoA, Structural &amp; Lexical Measures, and readability syllable evidence all supply their required values. VV-PRE uses no sentence-length term. Its versioned </w:t>
+      </w:r>
+      <w:r>
+        <w:rPr>
+          <w:rFonts w:ascii="Consolas" w:hAnsi="Consolas"/>
+          <w:color w:val="1F4D78"/>
+          <w:sz w:val="19"/>
+        </w:rPr>
+        <w:t>vv-pre-content-word-profile-1.0</w:t>
+      </w:r>
+      <w:r>
+        <w:rPr>
+          <w:rFonts w:ascii="Calibri" w:hAnsi="Calibri"/>
+          <w:sz w:val="22"/>
+        </w:rPr>
+        <w:t xml:space="preserve"> retains repeated content-word occurrences (</w:t>
+      </w:r>
+      <w:r>
+        <w:rPr>
+          <w:rFonts w:ascii="Consolas" w:hAnsi="Consolas"/>
+          <w:color w:val="1F4D78"/>
+          <w:sz w:val="19"/>
+        </w:rPr>
+        <w:t>NOUN</w:t>
+      </w:r>
+      <w:r>
+        <w:rPr>
+          <w:rFonts w:ascii="Calibri" w:hAnsi="Calibri"/>
+          <w:sz w:val="22"/>
+        </w:rPr>
+        <w:t xml:space="preserve">, </w:t>
+      </w:r>
+      <w:r>
+        <w:rPr>
+          <w:rFonts w:ascii="Consolas" w:hAnsi="Consolas"/>
+          <w:color w:val="1F4D78"/>
+          <w:sz w:val="19"/>
+        </w:rPr>
+        <w:t>VERB</w:t>
+      </w:r>
+      <w:r>
+        <w:rPr>
+          <w:rFonts w:ascii="Calibri" w:hAnsi="Calibri"/>
+          <w:sz w:val="22"/>
+        </w:rPr>
+        <w:t xml:space="preserve">, </w:t>
+      </w:r>
+      <w:r>
+        <w:rPr>
+          <w:rFonts w:ascii="Consolas" w:hAnsi="Consolas"/>
+          <w:color w:val="1F4D78"/>
+          <w:sz w:val="19"/>
+        </w:rPr>
+        <w:t>ADJ</w:t>
+      </w:r>
+      <w:r>
+        <w:rPr>
+          <w:rFonts w:ascii="Calibri" w:hAnsi="Calibri"/>
+          <w:sz w:val="22"/>
+        </w:rPr>
+        <w:t xml:space="preserve">, and </w:t>
+      </w:r>
+      <w:r>
+        <w:rPr>
+          <w:rFonts w:ascii="Consolas" w:hAnsi="Consolas"/>
+          <w:color w:val="1F4D78"/>
+          <w:sz w:val="19"/>
+        </w:rPr>
+        <w:t>ADV</w:t>
+      </w:r>
+      <w:r>
+        <w:rPr>
+          <w:rFonts w:ascii="Calibri" w:hAnsi="Calibri"/>
+          <w:sz w:val="22"/>
+        </w:rPr>
+        <w:t>) for SUBTLEX frequency, normative AoA, and estimated syllables per word. Mean words per nonblank line counts all lexical words. It positively weights four clamped 0-100 ease components: 30% frequency, 25% AoA, 30% line accessibility, and 15% word complexity. This fixed scoring scope is independent of the optional display settings in the Frequency and AoA reports.</w:t>
+      </w:r>
+    </w:p>
+    <w:p>
+      <w:pPr>
+        <w:widowControl/>
+        <w:spacing w:before="0" w:after="120" w:line="300" w:lineRule="auto"/>
+      </w:pPr>
+      <w:r>
+        <w:rPr>
+          <w:rFonts w:ascii="Calibri" w:hAnsi="Calibri"/>
+          <w:sz w:val="22"/>
+        </w:rPr>
+        <w:t>The profile ID, raw values, component scopes, component scores, anchors, weights, source-result identities, eligible counts, match counts, and coverage remain visible and exportable. Missing inputs are not reweighted; the final score stays unavailable. Bands are 85-100 Highly Accessible, 70-84 Accessible, 55-69 Moderately Demanding, 40-54 Demanding, and 0-39 Highly Demanding. VV-PRE estimates surface-level lexical processing and presentation, not thematic, symbolic, interpretive, or literary complexity.</w:t>
+      </w:r>
+    </w:p>
+    <w:p>
+      <w:pPr>
+        <w:widowControl/>
+        <w:spacing w:before="0" w:after="120" w:line="300" w:lineRule="auto"/>
+      </w:pPr>
+      <w:r>
+        <w:rPr>
+          <w:rFonts w:ascii="Calibri" w:hAnsi="Calibri"/>
+          <w:sz w:val="22"/>
+        </w:rPr>
+        <w:t>The interface and exports report Evidence Confidence separately from the score. High requires at least 90% coverage for all components and 20 matched Frequency and AoA token occurrences. Moderate requires 75% coverage and 10 matches. Otherwise the designation is Limited. It qualifies evidence sufficiency without penalizing or inflating the score and is not a statistical confidence interval.</w:t>
       </w:r>
     </w:p>
     <w:p>

--- a/docs/VerseVAD_User_Manual.docx
+++ b/docs/VerseVAD_User_Manual.docx
@@ -71,7 +71,7 @@
           <w:color w:val="66727C"/>
           <w:sz w:val="21"/>
         </w:rPr>
-        <w:t xml:space="preserve"> July 31, 2026</w:t>
+        <w:t xml:space="preserve"> August 1, 2026</w:t>
       </w:r>
       <w:r>
         <w:rPr>
@@ -2842,6 +2842,110 @@
           <w:sz w:val="22"/>
         </w:rPr>
         <w:t>The selected theme persists across closing and reopening VerseVAD. Legacy Light and System choices migrate safely to Classic. The selection is stored as an application-level local preference, not in a project or analysis configuration. Appearance does not change calculations, result IDs, project data, or exports. Publication-oriented charts remain light.</w:t>
+      </w:r>
+    </w:p>
+    <w:p>
+      <w:pPr>
+        <w:pStyle w:val="Heading3"/>
+      </w:pPr>
+      <w:r>
+        <w:rPr>
+          <w:rFonts w:ascii="Calibri" w:hAnsi="Calibri"/>
+          <w:sz w:val="22"/>
+        </w:rPr>
+        <w:t>Compare Poems</w:t>
+      </w:r>
+    </w:p>
+    <w:p>
+      <w:pPr>
+        <w:widowControl/>
+        <w:spacing w:before="0" w:after="120" w:line="300" w:lineRule="auto"/>
+      </w:pPr>
+      <w:r>
+        <w:rPr>
+          <w:rFonts w:ascii="Calibri" w:hAnsi="Calibri"/>
+          <w:sz w:val="22"/>
+        </w:rPr>
+        <w:t xml:space="preserve">Compare Poems accepts two through ten poems and applies one shared analysis profile to every work. The default-collapsed </w:t>
+      </w:r>
+      <w:r>
+        <w:rPr>
+          <w:rFonts w:ascii="Calibri" w:hAnsi="Calibri"/>
+          <w:b/>
+          <w:sz w:val="22"/>
+        </w:rPr>
+        <w:t>Shared Configuration and Methodology</w:t>
+      </w:r>
+      <w:r>
+        <w:rPr>
+          <w:rFonts w:ascii="Calibri" w:hAnsi="Calibri"/>
+          <w:sz w:val="22"/>
+        </w:rPr>
+        <w:t xml:space="preserve"> section exposes the same major phrase, evidence, lexical, PoetryID, pronunciation, meter, and phonological choices used by Single Poem. Each analytical report then presents one real metric at a time in a fitted side-by-side point chart. Tables are separated into reader-facing metric families rather than combining VAD means, cumulative loads, dispersion, and unrelated scales.</w:t>
+      </w:r>
+    </w:p>
+    <w:p>
+      <w:pPr>
+        <w:widowControl/>
+        <w:spacing w:before="0" w:after="120" w:line="300" w:lineRule="auto"/>
+      </w:pPr>
+      <w:r>
+        <w:rPr>
+          <w:rFonts w:ascii="Calibri" w:hAnsi="Calibri"/>
+          <w:b/>
+          <w:sz w:val="22"/>
+        </w:rPr>
+        <w:t>Range (Max − Min)</w:t>
+      </w:r>
+      <w:r>
+        <w:rPr>
+          <w:rFonts w:ascii="Calibri" w:hAnsi="Calibri"/>
+          <w:sz w:val="22"/>
+        </w:rPr>
+        <w:t xml:space="preserve"> is the maximum available poem value minus the minimum; it is a descriptive span rather than a significance test. Standard-deviation rows in </w:t>
+      </w:r>
+      <w:r>
+        <w:rPr>
+          <w:rFonts w:ascii="Calibri" w:hAnsi="Calibri"/>
+          <w:b/>
+          <w:sz w:val="22"/>
+        </w:rPr>
+        <w:t>Within-Poem Dispersion</w:t>
+      </w:r>
+      <w:r>
+        <w:rPr>
+          <w:rFonts w:ascii="Calibri" w:hAnsi="Calibri"/>
+          <w:sz w:val="22"/>
+        </w:rPr>
+        <w:t xml:space="preserve"> describe variation among matched observations inside each poem. The concise report does not add a second cross-poem SD column. Complete values, denominators, coverage, legacy audit summaries, and precision remain available in the comparison-set exports.</w:t>
+      </w:r>
+    </w:p>
+    <w:p>
+      <w:pPr>
+        <w:widowControl/>
+        <w:spacing w:before="0" w:after="120" w:line="300" w:lineRule="auto"/>
+      </w:pPr>
+      <w:r>
+        <w:rPr>
+          <w:rFonts w:ascii="Calibri" w:hAnsi="Calibri"/>
+          <w:sz w:val="22"/>
+        </w:rPr>
+        <w:t xml:space="preserve">Saved Projects use the same progressive-disclosure rule: choose </w:t>
+      </w:r>
+      <w:r>
+        <w:rPr>
+          <w:rFonts w:ascii="Calibri" w:hAnsi="Calibri"/>
+          <w:b/>
+          <w:sz w:val="22"/>
+        </w:rPr>
+        <w:t>Whole Corpus</w:t>
+      </w:r>
+      <w:r>
+        <w:rPr>
+          <w:rFonts w:ascii="Calibri" w:hAnsi="Calibri"/>
+          <w:sz w:val="22"/>
+        </w:rPr>
+        <w:t xml:space="preserve"> or one poem, choose a report and module, then choose one metric family. Full work-, line-, stanza-, token-, configuration-, and warning records remain in the corpus exports.</w:t>
       </w:r>
     </w:p>
     <w:p>

--- a/docs/VerseVAD_User_Manual.docx
+++ b/docs/VerseVAD_User_Manual.docx
@@ -2892,9 +2892,65 @@
       <w:r>
         <w:rPr>
           <w:rFonts w:ascii="Calibri" w:hAnsi="Calibri"/>
+          <w:sz w:val="22"/>
+        </w:rPr>
+        <w:t xml:space="preserve">Within each analytical panel, headline means or composite scores appear first, cumulative lexical loads next, and within-poem dispersion last. The PoetryID dashboard shows only </w:t>
+      </w:r>
+      <w:r>
+        <w:rPr>
+          <w:rFonts w:ascii="Calibri" w:hAnsi="Calibri"/>
           <w:b/>
           <w:sz w:val="22"/>
         </w:rPr>
+        <w:t>Category Fit Archetype</w:t>
+      </w:r>
+      <w:r>
+        <w:rPr>
+          <w:rFonts w:ascii="Calibri" w:hAnsi="Calibri"/>
+          <w:sz w:val="22"/>
+        </w:rPr>
+        <w:t xml:space="preserve"> and </w:t>
+      </w:r>
+      <w:r>
+        <w:rPr>
+          <w:rFonts w:ascii="Calibri" w:hAnsi="Calibri"/>
+          <w:b/>
+          <w:sz w:val="22"/>
+        </w:rPr>
+        <w:t>Nearest Centroid Archetype</w:t>
+      </w:r>
+      <w:r>
+        <w:rPr>
+          <w:rFonts w:ascii="Calibri" w:hAnsi="Calibri"/>
+          <w:sz w:val="22"/>
+        </w:rPr>
+        <w:t xml:space="preserve"> for the active shared scope, weighting, and identified VAD source; the full alternate-source evidence remains in the statistical export. The affective report also includes NRC emotion and positive/negative associations, emotion-intensity means and dispersion, and VADER when their sources are enabled.</w:t>
+      </w:r>
+    </w:p>
+    <w:p>
+      <w:pPr>
+        <w:widowControl/>
+        <w:spacing w:before="0" w:after="120" w:line="300" w:lineRule="auto"/>
+      </w:pPr>
+      <w:r>
+        <w:rPr>
+          <w:rFonts w:ascii="Calibri" w:hAnsi="Calibri"/>
+          <w:sz w:val="22"/>
+        </w:rPr>
+        <w:t>Sound-enabled comparisons include a pronunciation-review table and a shared ARPAbet override editor. One shared override applies to the same spelling in every compared poem; use Single Poem when the same word requires different poem-specific readings. The hosted VerseMap uses its built-in indexed reference corpus. Its visual dashboard is limited to the joint PCA plot, PCA Components 1 and 2, nearest reference poem, and nearest poet centroid; complete profile dimensions and provenance remain in export.</w:t>
+      </w:r>
+    </w:p>
+    <w:p>
+      <w:pPr>
+        <w:widowControl/>
+        <w:spacing w:before="0" w:after="120" w:line="300" w:lineRule="auto"/>
+      </w:pPr>
+      <w:r>
+        <w:rPr>
+          <w:rFonts w:ascii="Calibri" w:hAnsi="Calibri"/>
+          <w:b/>
+          <w:sz w:val="22"/>
+        </w:rPr>
         <w:t>Range (Max − Min)</w:t>
       </w:r>
       <w:r>
@@ -2918,6 +2974,27 @@
           <w:sz w:val="22"/>
         </w:rPr>
         <w:t xml:space="preserve"> describe variation among matched observations inside each poem. The concise report does not add a second cross-poem SD column. Complete values, denominators, coverage, legacy audit summaries, and precision remain available in the comparison-set exports.</w:t>
+      </w:r>
+    </w:p>
+    <w:p>
+      <w:pPr>
+        <w:widowControl/>
+        <w:spacing w:before="0" w:after="120" w:line="300" w:lineRule="auto"/>
+      </w:pPr>
+      <w:r>
+        <w:rPr>
+          <w:rFonts w:ascii="Calibri" w:hAnsi="Calibri"/>
+          <w:b/>
+          <w:sz w:val="22"/>
+        </w:rPr>
+        <w:t>Evidence &amp; Diagnostics</w:t>
+      </w:r>
+      <w:r>
+        <w:rPr>
+          <w:rFonts w:ascii="Calibri" w:hAnsi="Calibri"/>
+          <w:sz w:val="22"/>
+        </w:rPr>
+        <w:t xml:space="preserve"> is the audit layer for these displayed results. It uses each metric label to expose coverage, denominator, and methodological cautions rather than presenting a second copy of the score dashboard.</w:t>
       </w:r>
     </w:p>
     <w:p>

--- a/docs/VerseVAD_User_Manual.docx
+++ b/docs/VerseVAD_User_Manual.docx
@@ -5826,7 +5826,7 @@
           <w:rFonts w:ascii="Calibri" w:hAnsi="Calibri"/>
           <w:sz w:val="22"/>
         </w:rPr>
-        <w:t>The optional concreteness module has its own recorded sequence over the same tokens: longest exact source-supplied two-word expression within one physical line, exact normalized surface, lemma, then a documented conservative apostrophe or possessive fallback. Model-tagged proper nouns are excluded by default. Unmatched and ineligible tokens retain missing ratings.</w:t>
+        <w:t>The optional concreteness module has its own recorded sequence over the same tokens: longest exact source-supplied two-word expression within one physical line, exact normalized surface, lemma, then a documented conservative apostrophe or possessive fallback. Model-tagged proper nouns remain eligible by default and can be excluded explicitly. Unmatched and ineligible tokens retain missing ratings.</w:t>
       </w:r>
     </w:p>
     <w:p>
@@ -5839,7 +5839,7 @@
           <w:rFonts w:ascii="Calibri" w:hAnsi="Calibri"/>
           <w:sz w:val="22"/>
         </w:rPr>
-        <w:t>The optional frequency module likewise uses exact normalized observed word form before an enabled lemma fallback, followed only by documented conservative apostrophe or possessive fallbacks. This order preserves SUBTLEX-US word-form evidence. Model-tagged proper nouns are excluded by default, and unmatched or ineligible tokens retain missing Zipf values.</w:t>
+        <w:t>The optional frequency module likewise uses exact normalized observed word form before an enabled lemma fallback, followed only by documented conservative apostrophe or possessive fallbacks. This order preserves SUBTLEX-US word-form evidence. Model-tagged proper nouns remain eligible by default and can be excluded explicitly; unmatched or ineligible tokens retain missing Zipf values.</w:t>
       </w:r>
     </w:p>
     <w:p>
@@ -5882,7 +5882,7 @@
           <w:rFonts w:ascii="Calibri" w:hAnsi="Calibri"/>
           <w:sz w:val="22"/>
         </w:rPr>
-        <w:t xml:space="preserve"> but does not enter numeric summaries. Model-tagged proper nouns are excluded by default. Unmatched, ineligible, and source-unrated tokens retain missing ages rather than zero.</w:t>
+        <w:t xml:space="preserve"> but does not enter numeric summaries. Model-tagged proper nouns remain eligible by default and can be excluded explicitly. Unmatched, ineligible, and source-unrated tokens retain missing ages rather than zero.</w:t>
       </w:r>
     </w:p>
     <w:p>
@@ -7947,7 +7947,7 @@
           <w:rFonts w:ascii="Calibri" w:hAnsi="Calibri"/>
           <w:sz w:val="22"/>
         </w:rPr>
-        <w:t xml:space="preserve">The default scope considers all lexical tokens except model-tagged proper nouns. </w:t>
+        <w:t xml:space="preserve">The default scope considers all lexical tokens, including model-tagged proper nouns. </w:t>
       </w:r>
       <w:r>
         <w:rPr>
@@ -8112,7 +8112,7 @@
           <w:rFonts w:ascii="Calibri" w:hAnsi="Calibri"/>
           <w:sz w:val="22"/>
         </w:rPr>
-        <w:t xml:space="preserve">), punctuation, and all other tags. This differs from the broad Language Profile, which groups </w:t>
+        <w:t xml:space="preserve">), punctuation, proper nouns, and all other tags. This differs from the broad Language Profile, which groups </w:t>
       </w:r>
       <w:r>
         <w:rPr>
@@ -9249,17 +9249,24 @@
       <w:r>
         <w:rPr>
           <w:rFonts w:ascii="Calibri" w:hAnsi="Calibri"/>
+          <w:sz w:val="22"/>
+        </w:rPr>
+        <w:t xml:space="preserve">Built-in profiles default to </w:t>
+      </w:r>
+      <w:r>
+        <w:rPr>
+          <w:rFonts w:ascii="Calibri" w:hAnsi="Calibri"/>
           <w:b/>
           <w:sz w:val="22"/>
         </w:rPr>
-        <w:t>Candidate meter only</w:t>
-      </w:r>
-      <w:r>
-        <w:rPr>
-          <w:rFonts w:ascii="Calibri" w:hAnsi="Calibri"/>
-          <w:sz w:val="22"/>
-        </w:rPr>
-        <w:t xml:space="preserve"> is the validated default and preserves the Stage 6 result exactly. Two non-default choices add an independent performance-aware realization or display candidate and performance-aware readings together. The second layer does not rewrite the dictionary lexical stress or replace the fixed candidate audit.</w:t>
+        <w:t>Compare candidate and performance-aware readings</w:t>
+      </w:r>
+      <w:r>
+        <w:rPr>
+          <w:rFonts w:ascii="Calibri" w:hAnsi="Calibri"/>
+          <w:sz w:val="22"/>
+        </w:rPr>
+        <w:t>, preserving the Stage 6 result exactly beside the independent performance-aware realization. Either layer can still be selected alone. The second layer does not rewrite the dictionary lexical stress or replace the fixed candidate audit.</w:t>
       </w:r>
     </w:p>
     <w:p>
@@ -10393,20 +10400,7 @@
           <w:rFonts w:ascii="Calibri" w:hAnsi="Calibri"/>
           <w:sz w:val="22"/>
         </w:rPr>
-        <w:t>average words per nonblank physical line, average words per stanza, and</w:t>
-      </w:r>
-    </w:p>
-    <w:p>
-      <w:pPr>
-        <w:widowControl/>
-        <w:spacing w:before="0" w:after="120" w:line="300" w:lineRule="auto"/>
-      </w:pPr>
-      <w:r>
-        <w:rPr>
-          <w:rFonts w:ascii="Calibri" w:hAnsi="Calibri"/>
-          <w:sz w:val="22"/>
-        </w:rPr>
-        <w:t xml:space="preserve">  average nonblank physical lines per stanza, each with its population   standard deviation;</w:t>
+        <w:t>the total number of nonblank physical lines;</w:t>
       </w:r>
     </w:p>
     <w:p>
@@ -10424,7 +10418,7 @@
           <w:rFonts w:ascii="Calibri" w:hAnsi="Calibri"/>
           <w:sz w:val="22"/>
         </w:rPr>
-        <w:t>one lexical-token count row for every preserved physical line, including</w:t>
+        <w:t>average words per nonblank physical line, average words per stanza, and</w:t>
       </w:r>
     </w:p>
     <w:p>
@@ -10437,7 +10431,7 @@
           <w:rFonts w:ascii="Calibri" w:hAnsi="Calibri"/>
           <w:sz w:val="22"/>
         </w:rPr>
-        <w:t xml:space="preserve">  blank separators with zero; and</w:t>
+        <w:t xml:space="preserve">  average nonblank physical lines per stanza, each with its population   standard deviation;</w:t>
       </w:r>
     </w:p>
     <w:p>
@@ -10455,7 +10449,7 @@
           <w:rFonts w:ascii="Calibri" w:hAnsi="Calibri"/>
           <w:sz w:val="22"/>
         </w:rPr>
-        <w:t>lexical-token and nonblank-line counts for every stanza.</w:t>
+        <w:t>one lexical-token count row for every preserved physical line, including</w:t>
       </w:r>
     </w:p>
     <w:p>
@@ -10468,108 +10462,7 @@
           <w:rFonts w:ascii="Calibri" w:hAnsi="Calibri"/>
           <w:sz w:val="22"/>
         </w:rPr>
-        <w:t>Defaults are MATTR window 50, HD-D sample 42, and MTLD threshold 0.72. MATTR and HD-D remain missing when the text is shorter than their configured denominator. Undefined MTLD remains missing rather than becoming infinity or zero.</w:t>
-      </w:r>
-    </w:p>
-    <w:p>
-      <w:pPr>
-        <w:widowControl/>
-        <w:spacing w:before="0" w:after="120" w:line="300" w:lineRule="auto"/>
-      </w:pPr>
-      <w:r>
-        <w:rPr>
-          <w:rFonts w:ascii="Calibri" w:hAnsi="Calibri"/>
-          <w:sz w:val="22"/>
-        </w:rPr>
-        <w:t>Safe wording is: “Using a 50-token MATTR window, the normalized observed surface forms produced MATTR = [value].” Do not treat lexical diversity or word length as proof of literary quality, vocabulary knowledge, intelligence, education, comprehension, or reader ability.</w:t>
-      </w:r>
-    </w:p>
-    <w:p>
-      <w:pPr>
-        <w:pStyle w:val="Heading2"/>
-      </w:pPr>
-      <w:r>
-        <w:rPr>
-          <w:rFonts w:ascii="Calibri" w:hAnsi="Calibri"/>
-          <w:sz w:val="22"/>
-        </w:rPr>
-        <w:t>Eight emotion associations</w:t>
-      </w:r>
-    </w:p>
-    <w:p>
-      <w:pPr>
-        <w:widowControl/>
-        <w:spacing w:before="0" w:after="120" w:line="300" w:lineRule="auto"/>
-      </w:pPr>
-      <w:r>
-        <w:rPr>
-          <w:rFonts w:ascii="Calibri" w:hAnsi="Calibri"/>
-          <w:sz w:val="22"/>
-        </w:rPr>
-        <w:t>NRC Emotion values are binary, multi-label associations. VerseVAD reports the eight emotions—anger, anticipation, disgust, fear, joy, sadness, surprise, and trust—in their own section. An entry can be associated with several categories, so percentages do not need to total 100 percent. Read the labeled denominator.</w:t>
-      </w:r>
-    </w:p>
-    <w:p>
-      <w:pPr>
-        <w:widowControl/>
-        <w:spacing w:before="0" w:after="120" w:line="300" w:lineRule="auto"/>
-      </w:pPr>
-      <w:r>
-        <w:rPr>
-          <w:rFonts w:ascii="Calibri" w:hAnsi="Calibri"/>
-          <w:sz w:val="22"/>
-        </w:rPr>
-        <w:t>“Fear-associated vocabulary” is appropriate wording. “The poem is afraid” is not.</w:t>
-      </w:r>
-    </w:p>
-    <w:p>
-      <w:pPr>
-        <w:pStyle w:val="Heading2"/>
-      </w:pPr>
-      <w:r>
-        <w:rPr>
-          <w:rFonts w:ascii="Calibri" w:hAnsi="Calibri"/>
-          <w:sz w:val="22"/>
-        </w:rPr>
-        <w:t>Positive and negative sentiment associations</w:t>
-      </w:r>
-    </w:p>
-    <w:p>
-      <w:pPr>
-        <w:widowControl/>
-        <w:spacing w:before="0" w:after="120" w:line="300" w:lineRule="auto"/>
-      </w:pPr>
-      <w:r>
-        <w:rPr>
-          <w:rFonts w:ascii="Calibri" w:hAnsi="Calibri"/>
-          <w:sz w:val="22"/>
-        </w:rPr>
-        <w:t>Positive and negative are broad sentiment labels in NRC Emotion. VerseVAD analyzes them with the same documented occurrence-counting logic but reports them separately from the eight emotions. They are not endpoints of the VAD valence scale, and their rates need not sum to 100 percent.</w:t>
-      </w:r>
-    </w:p>
-    <w:p>
-      <w:pPr>
-        <w:pStyle w:val="Heading2"/>
-      </w:pPr>
-      <w:r>
-        <w:rPr>
-          <w:rFonts w:ascii="Calibri" w:hAnsi="Calibri"/>
-          <w:sz w:val="22"/>
-        </w:rPr>
-        <w:t>Emotion intensity</w:t>
-      </w:r>
-    </w:p>
-    <w:p>
-      <w:pPr>
-        <w:widowControl/>
-        <w:spacing w:before="0" w:after="120" w:line="300" w:lineRule="auto"/>
-      </w:pPr>
-      <w:r>
-        <w:rPr>
-          <w:rFonts w:ascii="Calibri" w:hAnsi="Calibri"/>
-          <w:sz w:val="22"/>
-        </w:rPr>
-        <w:t>NRC Emotion Intensity supplies numeric values only for particular word-emotion pairs. VerseVAD keeps:</w:t>
+        <w:t xml:space="preserve">  blank separators with zero; and</w:t>
       </w:r>
     </w:p>
     <w:p>
@@ -10587,7 +10480,121 @@
           <w:rFonts w:ascii="Calibri" w:hAnsi="Calibri"/>
           <w:sz w:val="22"/>
         </w:rPr>
-        <w:t>prevalence of matched pairs;</w:t>
+        <w:t>lexical-token and nonblank-line counts for every stanza.</w:t>
+      </w:r>
+    </w:p>
+    <w:p>
+      <w:pPr>
+        <w:widowControl/>
+        <w:spacing w:before="0" w:after="120" w:line="300" w:lineRule="auto"/>
+      </w:pPr>
+      <w:r>
+        <w:rPr>
+          <w:rFonts w:ascii="Calibri" w:hAnsi="Calibri"/>
+          <w:sz w:val="22"/>
+        </w:rPr>
+        <w:t>Defaults are MATTR window 50, HD-D sample 42, and MTLD threshold 0.72. MATTR and HD-D remain missing when the text is shorter than their configured denominator. Undefined MTLD remains missing rather than becoming infinity or zero.</w:t>
+      </w:r>
+    </w:p>
+    <w:p>
+      <w:pPr>
+        <w:widowControl/>
+        <w:spacing w:before="0" w:after="120" w:line="300" w:lineRule="auto"/>
+      </w:pPr>
+      <w:r>
+        <w:rPr>
+          <w:rFonts w:ascii="Calibri" w:hAnsi="Calibri"/>
+          <w:sz w:val="22"/>
+        </w:rPr>
+        <w:t>Safe wording is: “Using a 50-token MATTR window, the normalized observed surface forms produced MATTR = [value].” Do not treat lexical diversity or word length as proof of literary quality, vocabulary knowledge, intelligence, education, comprehension, or reader ability.</w:t>
+      </w:r>
+    </w:p>
+    <w:p>
+      <w:pPr>
+        <w:pStyle w:val="Heading2"/>
+      </w:pPr>
+      <w:r>
+        <w:rPr>
+          <w:rFonts w:ascii="Calibri" w:hAnsi="Calibri"/>
+          <w:sz w:val="22"/>
+        </w:rPr>
+        <w:t>Eight emotion associations</w:t>
+      </w:r>
+    </w:p>
+    <w:p>
+      <w:pPr>
+        <w:widowControl/>
+        <w:spacing w:before="0" w:after="120" w:line="300" w:lineRule="auto"/>
+      </w:pPr>
+      <w:r>
+        <w:rPr>
+          <w:rFonts w:ascii="Calibri" w:hAnsi="Calibri"/>
+          <w:sz w:val="22"/>
+        </w:rPr>
+        <w:t>NRC Emotion values are binary, multi-label associations. VerseVAD reports the eight emotions—anger, anticipation, disgust, fear, joy, sadness, surprise, and trust—in their own section. An entry can be associated with several categories, so percentages do not need to total 100 percent. Read the labeled denominator.</w:t>
+      </w:r>
+    </w:p>
+    <w:p>
+      <w:pPr>
+        <w:widowControl/>
+        <w:spacing w:before="0" w:after="120" w:line="300" w:lineRule="auto"/>
+      </w:pPr>
+      <w:r>
+        <w:rPr>
+          <w:rFonts w:ascii="Calibri" w:hAnsi="Calibri"/>
+          <w:sz w:val="22"/>
+        </w:rPr>
+        <w:t>“Fear-associated vocabulary” is appropriate wording. “The poem is afraid” is not.</w:t>
+      </w:r>
+    </w:p>
+    <w:p>
+      <w:pPr>
+        <w:pStyle w:val="Heading2"/>
+      </w:pPr>
+      <w:r>
+        <w:rPr>
+          <w:rFonts w:ascii="Calibri" w:hAnsi="Calibri"/>
+          <w:sz w:val="22"/>
+        </w:rPr>
+        <w:t>Positive and negative sentiment associations</w:t>
+      </w:r>
+    </w:p>
+    <w:p>
+      <w:pPr>
+        <w:widowControl/>
+        <w:spacing w:before="0" w:after="120" w:line="300" w:lineRule="auto"/>
+      </w:pPr>
+      <w:r>
+        <w:rPr>
+          <w:rFonts w:ascii="Calibri" w:hAnsi="Calibri"/>
+          <w:sz w:val="22"/>
+        </w:rPr>
+        <w:t>Positive and negative are broad sentiment labels in NRC Emotion. VerseVAD analyzes them with the same documented occurrence-counting logic but reports them separately from the eight emotions. They are not endpoints of the VAD valence scale, and their rates need not sum to 100 percent.</w:t>
+      </w:r>
+    </w:p>
+    <w:p>
+      <w:pPr>
+        <w:pStyle w:val="Heading2"/>
+      </w:pPr>
+      <w:r>
+        <w:rPr>
+          <w:rFonts w:ascii="Calibri" w:hAnsi="Calibri"/>
+          <w:sz w:val="22"/>
+        </w:rPr>
+        <w:t>Emotion intensity</w:t>
+      </w:r>
+    </w:p>
+    <w:p>
+      <w:pPr>
+        <w:widowControl/>
+        <w:spacing w:before="0" w:after="120" w:line="300" w:lineRule="auto"/>
+      </w:pPr>
+      <w:r>
+        <w:rPr>
+          <w:rFonts w:ascii="Calibri" w:hAnsi="Calibri"/>
+          <w:sz w:val="22"/>
+        </w:rPr>
+        <w:t>NRC Emotion Intensity supplies numeric values only for particular word-emotion pairs. VerseVAD keeps:</w:t>
       </w:r>
     </w:p>
     <w:p>
@@ -10605,7 +10612,7 @@
           <w:rFonts w:ascii="Calibri" w:hAnsi="Calibri"/>
           <w:sz w:val="22"/>
         </w:rPr>
-        <w:t>token-weighted mean intensity among supplied pairs;</w:t>
+        <w:t>prevalence of matched pairs;</w:t>
       </w:r>
     </w:p>
     <w:p>
@@ -10623,395 +10630,7 @@
           <w:rFonts w:ascii="Calibri" w:hAnsi="Calibri"/>
           <w:sz w:val="22"/>
         </w:rPr>
-        <w:t>type-weighted mean intensity among supplied pairs.</w:t>
-      </w:r>
-    </w:p>
-    <w:p>
-      <w:pPr>
-        <w:widowControl/>
-        <w:spacing w:before="0" w:after="120" w:line="300" w:lineRule="auto"/>
-      </w:pPr>
-      <w:r>
-        <w:rPr>
-          <w:rFonts w:ascii="Calibri" w:hAnsi="Calibri"/>
-          <w:sz w:val="22"/>
-        </w:rPr>
-        <w:t>An absent word-emotion pair is missing, not an intensity of zero.</w:t>
-      </w:r>
-    </w:p>
-    <w:p>
-      <w:pPr>
-        <w:pStyle w:val="Heading1"/>
-      </w:pPr>
-      <w:r>
-        <w:rPr>
-          <w:rFonts w:ascii="Calibri" w:hAnsi="Calibri"/>
-          <w:sz w:val="22"/>
-        </w:rPr>
-        <w:t>8. Single Poem and Other Text Workspaces</w:t>
-      </w:r>
-    </w:p>
-    <w:p>
-      <w:pPr>
-        <w:pStyle w:val="Heading2"/>
-      </w:pPr>
-      <w:r>
-        <w:rPr>
-          <w:rFonts w:ascii="Calibri" w:hAnsi="Calibri"/>
-          <w:sz w:val="22"/>
-        </w:rPr>
-        <w:t>Add a poem</w:t>
-      </w:r>
-    </w:p>
-    <w:p>
-      <w:pPr>
-        <w:widowControl/>
-        <w:spacing w:before="0" w:after="120" w:line="300" w:lineRule="auto"/>
-      </w:pPr>
-      <w:r>
-        <w:rPr>
-          <w:rFonts w:ascii="Calibri" w:hAnsi="Calibri"/>
-          <w:sz w:val="22"/>
-        </w:rPr>
-        <w:t xml:space="preserve">Paste text or upload one UTF-8 </w:t>
-      </w:r>
-      <w:r>
-        <w:rPr>
-          <w:rFonts w:ascii="Consolas" w:hAnsi="Consolas"/>
-          <w:color w:val="1F4D78"/>
-          <w:sz w:val="19"/>
-        </w:rPr>
-        <w:t>.txt</w:t>
-      </w:r>
-      <w:r>
-        <w:rPr>
-          <w:rFonts w:ascii="Calibri" w:hAnsi="Calibri"/>
-          <w:sz w:val="22"/>
-        </w:rPr>
-        <w:t xml:space="preserve"> file up to 5 MB. Enter a title or working label. Optional author, date/year, and source/edition notes are available under bibliographic metadata. The live word, physical-line, and text-block counts are orientation only; the actual analysis uses the shared linguistic tokenizer. </w:t>
-      </w:r>
-      <w:r>
-        <w:rPr>
-          <w:rFonts w:ascii="Calibri" w:hAnsi="Calibri"/>
-          <w:b/>
-          <w:sz w:val="22"/>
-        </w:rPr>
-        <w:t>Clear text</w:t>
-      </w:r>
-      <w:r>
-        <w:rPr>
-          <w:rFonts w:ascii="Calibri" w:hAnsi="Calibri"/>
-          <w:sz w:val="22"/>
-        </w:rPr>
-        <w:t xml:space="preserve"> requires confirmation. The optional workspace name is blank by default, is not required, and labels the temporary session if supplied; it does not create a persistent corpus project.</w:t>
-      </w:r>
-    </w:p>
-    <w:p>
-      <w:pPr>
-        <w:widowControl/>
-        <w:spacing w:before="0" w:after="120" w:line="300" w:lineRule="auto"/>
-      </w:pPr>
-      <w:r>
-        <w:rPr>
-          <w:rFonts w:ascii="Calibri" w:hAnsi="Calibri"/>
-          <w:b/>
-          <w:sz w:val="22"/>
-        </w:rPr>
-        <w:t>Other Text</w:t>
-      </w:r>
-      <w:r>
-        <w:rPr>
-          <w:rFonts w:ascii="Calibri" w:hAnsi="Calibri"/>
-          <w:sz w:val="22"/>
-        </w:rPr>
-        <w:t xml:space="preserve"> reuses this interface and the same analysis engines with </w:t>
-      </w:r>
-      <w:r>
-        <w:rPr>
-          <w:rFonts w:ascii="Calibri" w:hAnsi="Calibri"/>
-          <w:b/>
-          <w:sz w:val="22"/>
-        </w:rPr>
-        <w:t>Analyze Text</w:t>
-      </w:r>
-      <w:r>
-        <w:rPr>
-          <w:rFonts w:ascii="Calibri" w:hAnsi="Calibri"/>
-          <w:sz w:val="22"/>
-        </w:rPr>
-        <w:t xml:space="preserve"> terminology. Pronunciation, meter, and rhyme remain available, but meter and rhyme are visibly marked experimental for non-lineated prose.</w:t>
-      </w:r>
-    </w:p>
-    <w:p>
-      <w:pPr>
-        <w:pStyle w:val="Heading2"/>
-      </w:pPr>
-      <w:r>
-        <w:rPr>
-          <w:rFonts w:ascii="Calibri" w:hAnsi="Calibri"/>
-          <w:sz w:val="22"/>
-        </w:rPr>
-        <w:t>Choose evidence</w:t>
-      </w:r>
-    </w:p>
-    <w:p>
-      <w:pPr>
-        <w:widowControl/>
-        <w:spacing w:before="0" w:after="120" w:line="300" w:lineRule="auto"/>
-      </w:pPr>
-      <w:r>
-        <w:rPr>
-          <w:rFonts w:ascii="Calibri" w:hAnsi="Calibri"/>
-          <w:sz w:val="22"/>
-        </w:rPr>
-        <w:t xml:space="preserve">Select one or more affective lexicons and/or enable the optional normative lexical concreteness, SUBTLEX-US frequency, Kuperman Age of Acquisition, CMUdict pronunciation/prosody-foundation, candidate-meter, rhyme/sound, Lexical Style, PoetryID, or Inherited Form Analysis modules. The controls are grouped as </w:t>
-      </w:r>
-      <w:r>
-        <w:rPr>
-          <w:rFonts w:ascii="Calibri" w:hAnsi="Calibri"/>
-          <w:b/>
-          <w:sz w:val="22"/>
-        </w:rPr>
-        <w:t>Core Analysis</w:t>
-      </w:r>
-      <w:r>
-        <w:rPr>
-          <w:rFonts w:ascii="Calibri" w:hAnsi="Calibri"/>
-          <w:sz w:val="22"/>
-        </w:rPr>
-        <w:t xml:space="preserve">, </w:t>
-      </w:r>
-      <w:r>
-        <w:rPr>
-          <w:rFonts w:ascii="Calibri" w:hAnsi="Calibri"/>
-          <w:b/>
-          <w:sz w:val="22"/>
-        </w:rPr>
-        <w:t>Lexical Character</w:t>
-      </w:r>
-      <w:r>
-        <w:rPr>
-          <w:rFonts w:ascii="Calibri" w:hAnsi="Calibri"/>
-          <w:sz w:val="22"/>
-        </w:rPr>
-        <w:t xml:space="preserve">, </w:t>
-      </w:r>
-      <w:r>
-        <w:rPr>
-          <w:rFonts w:ascii="Calibri" w:hAnsi="Calibri"/>
-          <w:b/>
-          <w:sz w:val="22"/>
-        </w:rPr>
-        <w:t>Structural and Lexical Measures</w:t>
-      </w:r>
-      <w:r>
-        <w:rPr>
-          <w:rFonts w:ascii="Calibri" w:hAnsi="Calibri"/>
-          <w:sz w:val="22"/>
-        </w:rPr>
-        <w:t xml:space="preserve">, </w:t>
-      </w:r>
-      <w:r>
-        <w:rPr>
-          <w:rFonts w:ascii="Calibri" w:hAnsi="Calibri"/>
-          <w:b/>
-          <w:sz w:val="22"/>
-        </w:rPr>
-        <w:t>PoetryID</w:t>
-      </w:r>
-      <w:r>
-        <w:rPr>
-          <w:rFonts w:ascii="Calibri" w:hAnsi="Calibri"/>
-          <w:sz w:val="22"/>
-        </w:rPr>
-        <w:t xml:space="preserve">, and </w:t>
-      </w:r>
-      <w:r>
-        <w:rPr>
-          <w:rFonts w:ascii="Calibri" w:hAnsi="Calibri"/>
-          <w:b/>
-          <w:sz w:val="22"/>
-        </w:rPr>
-        <w:t>Sound and Form</w:t>
-      </w:r>
-      <w:r>
-        <w:rPr>
-          <w:rFonts w:ascii="Calibri" w:hAnsi="Calibri"/>
-          <w:sz w:val="22"/>
-        </w:rPr>
-        <w:t>.</w:t>
-      </w:r>
-    </w:p>
-    <w:p>
-      <w:pPr>
-        <w:widowControl/>
-        <w:spacing w:before="0" w:after="120" w:line="300" w:lineRule="auto"/>
-      </w:pPr>
-      <w:r>
-        <w:rPr>
-          <w:rFonts w:ascii="Calibri" w:hAnsi="Calibri"/>
-          <w:sz w:val="22"/>
-        </w:rPr>
-        <w:t xml:space="preserve">The optional </w:t>
-      </w:r>
-      <w:r>
-        <w:rPr>
-          <w:rFonts w:ascii="Calibri" w:hAnsi="Calibri"/>
-          <w:b/>
-          <w:sz w:val="22"/>
-        </w:rPr>
-        <w:t>Essential</w:t>
-      </w:r>
-      <w:r>
-        <w:rPr>
-          <w:rFonts w:ascii="Calibri" w:hAnsi="Calibri"/>
-          <w:sz w:val="22"/>
-        </w:rPr>
-        <w:t xml:space="preserve">, </w:t>
-      </w:r>
-      <w:r>
-        <w:rPr>
-          <w:rFonts w:ascii="Calibri" w:hAnsi="Calibri"/>
-          <w:b/>
-          <w:sz w:val="22"/>
-        </w:rPr>
-        <w:t>Literary</w:t>
-      </w:r>
-      <w:r>
-        <w:rPr>
-          <w:rFonts w:ascii="Calibri" w:hAnsi="Calibri"/>
-          <w:sz w:val="22"/>
-        </w:rPr>
-        <w:t xml:space="preserve">, </w:t>
-      </w:r>
-      <w:r>
-        <w:rPr>
-          <w:rFonts w:ascii="Calibri" w:hAnsi="Calibri"/>
-          <w:b/>
-          <w:sz w:val="22"/>
-        </w:rPr>
-        <w:t>Sound and Form</w:t>
-      </w:r>
-      <w:r>
-        <w:rPr>
-          <w:rFonts w:ascii="Calibri" w:hAnsi="Calibri"/>
-          <w:sz w:val="22"/>
-        </w:rPr>
-        <w:t xml:space="preserve">, and </w:t>
-      </w:r>
-      <w:r>
-        <w:rPr>
-          <w:rFonts w:ascii="Calibri" w:hAnsi="Calibri"/>
-          <w:b/>
-          <w:sz w:val="22"/>
-        </w:rPr>
-        <w:t>Complete</w:t>
-      </w:r>
-      <w:r>
-        <w:rPr>
-          <w:rFonts w:ascii="Calibri" w:hAnsi="Calibri"/>
-          <w:sz w:val="22"/>
-        </w:rPr>
-        <w:t xml:space="preserve"> presets change module selections only after </w:t>
-      </w:r>
-      <w:r>
-        <w:rPr>
-          <w:rFonts w:ascii="Calibri" w:hAnsi="Calibri"/>
-          <w:b/>
-          <w:sz w:val="22"/>
-        </w:rPr>
-        <w:t>Apply preset</w:t>
-      </w:r>
-      <w:r>
-        <w:rPr>
-          <w:rFonts w:ascii="Calibri" w:hAnsi="Calibri"/>
-          <w:sz w:val="22"/>
-        </w:rPr>
-        <w:t xml:space="preserve"> is clicked. </w:t>
-      </w:r>
-      <w:r>
-        <w:rPr>
-          <w:rFonts w:ascii="Calibri" w:hAnsi="Calibri"/>
-          <w:b/>
-          <w:sz w:val="22"/>
-        </w:rPr>
-        <w:t>Custom</w:t>
-      </w:r>
-      <w:r>
-        <w:rPr>
-          <w:rFonts w:ascii="Calibri" w:hAnsi="Calibri"/>
-          <w:sz w:val="22"/>
-        </w:rPr>
-        <w:t xml:space="preserve"> retains the current manual selection. Presets never overwrite advanced thresholds, filtering, phrase policy, stopwords, pronunciation overrides, or other methodology.</w:t>
-      </w:r>
-    </w:p>
-    <w:p>
-      <w:pPr>
-        <w:widowControl/>
-        <w:spacing w:before="0" w:after="120" w:line="300" w:lineRule="auto"/>
-      </w:pPr>
-      <w:r>
-        <w:rPr>
-          <w:rFonts w:ascii="Calibri" w:hAnsi="Calibri"/>
-          <w:sz w:val="22"/>
-        </w:rPr>
-        <w:t>VAD, categorical association, intensity, concreteness, corpus-relative frequency, retrospective lexical AoA, dictionary pronunciation/lexical stress, configured meter fit, rhyme/sound evidence, lexical diversity/word counts, and PoetryID candidate profiles, and inherited-form resemblance answer different questions and remain separate. PoetryID requires an enabled VAD source and reuses its completed result; selecting meter or rhyme automatically runs its pronunciation dependency. Inherited Form Analysis automatically reuses pronunciation, meter, and graded rhyme evidence without independently rescanning the poem.</w:t>
-      </w:r>
-    </w:p>
-    <w:p>
-      <w:pPr>
-        <w:widowControl/>
-        <w:spacing w:before="0" w:after="120" w:line="300" w:lineRule="auto"/>
-      </w:pPr>
-      <w:r>
-        <w:rPr>
-          <w:rFonts w:ascii="Calibri" w:hAnsi="Calibri"/>
-          <w:sz w:val="22"/>
-        </w:rPr>
-        <w:t xml:space="preserve">The same nine optional modules are also available in </w:t>
-      </w:r>
-      <w:r>
-        <w:rPr>
-          <w:rFonts w:ascii="Calibri" w:hAnsi="Calibri"/>
-          <w:b/>
-          <w:sz w:val="22"/>
-        </w:rPr>
-        <w:t>Project / Corpus</w:t>
-      </w:r>
-      <w:r>
-        <w:rPr>
-          <w:rFonts w:ascii="Calibri" w:hAnsi="Calibri"/>
-          <w:sz w:val="22"/>
-        </w:rPr>
-        <w:t>. Single Poem and Other Text results remain temporary unless downloaded; corpus runs persist the same module result envelopes, configurations, coverage, warnings, provenance, and audit artifacts against exact text versions.</w:t>
-      </w:r>
-    </w:p>
-    <w:p>
-      <w:pPr>
-        <w:widowControl/>
-        <w:spacing w:before="0" w:after="120" w:line="300" w:lineRule="auto"/>
-      </w:pPr>
-      <w:r>
-        <w:rPr>
-          <w:rFonts w:ascii="Calibri" w:hAnsi="Calibri"/>
-          <w:sz w:val="22"/>
-        </w:rPr>
-        <w:t xml:space="preserve">Under </w:t>
-      </w:r>
-      <w:r>
-        <w:rPr>
-          <w:rFonts w:ascii="Calibri" w:hAnsi="Calibri"/>
-          <w:b/>
-          <w:sz w:val="22"/>
-        </w:rPr>
-        <w:t>Analysis configuration and methodology</w:t>
-      </w:r>
-      <w:r>
-        <w:rPr>
-          <w:rFonts w:ascii="Calibri" w:hAnsi="Calibri"/>
-          <w:sz w:val="22"/>
-        </w:rPr>
-        <w:t>, choose:</w:t>
+        <w:t>token-weighted mean intensity among supplied pairs;</w:t>
       </w:r>
     </w:p>
     <w:p>
@@ -11029,7 +10648,395 @@
           <w:rFonts w:ascii="Calibri" w:hAnsi="Calibri"/>
           <w:sz w:val="22"/>
         </w:rPr>
-        <w:t>phrase policy;</w:t>
+        <w:t>type-weighted mean intensity among supplied pairs.</w:t>
+      </w:r>
+    </w:p>
+    <w:p>
+      <w:pPr>
+        <w:widowControl/>
+        <w:spacing w:before="0" w:after="120" w:line="300" w:lineRule="auto"/>
+      </w:pPr>
+      <w:r>
+        <w:rPr>
+          <w:rFonts w:ascii="Calibri" w:hAnsi="Calibri"/>
+          <w:sz w:val="22"/>
+        </w:rPr>
+        <w:t>An absent word-emotion pair is missing, not an intensity of zero.</w:t>
+      </w:r>
+    </w:p>
+    <w:p>
+      <w:pPr>
+        <w:pStyle w:val="Heading1"/>
+      </w:pPr>
+      <w:r>
+        <w:rPr>
+          <w:rFonts w:ascii="Calibri" w:hAnsi="Calibri"/>
+          <w:sz w:val="22"/>
+        </w:rPr>
+        <w:t>8. Single Poem and Other Text Workspaces</w:t>
+      </w:r>
+    </w:p>
+    <w:p>
+      <w:pPr>
+        <w:pStyle w:val="Heading2"/>
+      </w:pPr>
+      <w:r>
+        <w:rPr>
+          <w:rFonts w:ascii="Calibri" w:hAnsi="Calibri"/>
+          <w:sz w:val="22"/>
+        </w:rPr>
+        <w:t>Add a poem</w:t>
+      </w:r>
+    </w:p>
+    <w:p>
+      <w:pPr>
+        <w:widowControl/>
+        <w:spacing w:before="0" w:after="120" w:line="300" w:lineRule="auto"/>
+      </w:pPr>
+      <w:r>
+        <w:rPr>
+          <w:rFonts w:ascii="Calibri" w:hAnsi="Calibri"/>
+          <w:sz w:val="22"/>
+        </w:rPr>
+        <w:t xml:space="preserve">Paste text or upload one UTF-8 </w:t>
+      </w:r>
+      <w:r>
+        <w:rPr>
+          <w:rFonts w:ascii="Consolas" w:hAnsi="Consolas"/>
+          <w:color w:val="1F4D78"/>
+          <w:sz w:val="19"/>
+        </w:rPr>
+        <w:t>.txt</w:t>
+      </w:r>
+      <w:r>
+        <w:rPr>
+          <w:rFonts w:ascii="Calibri" w:hAnsi="Calibri"/>
+          <w:sz w:val="22"/>
+        </w:rPr>
+        <w:t xml:space="preserve"> file up to 5 MB. Enter a title or working label. Optional author, date/year, and source/edition notes are available under bibliographic metadata. The live word, physical-line, and text-block counts are orientation only; the actual analysis uses the shared linguistic tokenizer. </w:t>
+      </w:r>
+      <w:r>
+        <w:rPr>
+          <w:rFonts w:ascii="Calibri" w:hAnsi="Calibri"/>
+          <w:b/>
+          <w:sz w:val="22"/>
+        </w:rPr>
+        <w:t>Clear text</w:t>
+      </w:r>
+      <w:r>
+        <w:rPr>
+          <w:rFonts w:ascii="Calibri" w:hAnsi="Calibri"/>
+          <w:sz w:val="22"/>
+        </w:rPr>
+        <w:t xml:space="preserve"> requires confirmation. The optional workspace name is blank by default, is not required, and labels the temporary session if supplied; it does not create a persistent corpus project.</w:t>
+      </w:r>
+    </w:p>
+    <w:p>
+      <w:pPr>
+        <w:widowControl/>
+        <w:spacing w:before="0" w:after="120" w:line="300" w:lineRule="auto"/>
+      </w:pPr>
+      <w:r>
+        <w:rPr>
+          <w:rFonts w:ascii="Calibri" w:hAnsi="Calibri"/>
+          <w:b/>
+          <w:sz w:val="22"/>
+        </w:rPr>
+        <w:t>Other Text</w:t>
+      </w:r>
+      <w:r>
+        <w:rPr>
+          <w:rFonts w:ascii="Calibri" w:hAnsi="Calibri"/>
+          <w:sz w:val="22"/>
+        </w:rPr>
+        <w:t xml:space="preserve"> reuses this interface and the same analysis engines with </w:t>
+      </w:r>
+      <w:r>
+        <w:rPr>
+          <w:rFonts w:ascii="Calibri" w:hAnsi="Calibri"/>
+          <w:b/>
+          <w:sz w:val="22"/>
+        </w:rPr>
+        <w:t>Analyze Text</w:t>
+      </w:r>
+      <w:r>
+        <w:rPr>
+          <w:rFonts w:ascii="Calibri" w:hAnsi="Calibri"/>
+          <w:sz w:val="22"/>
+        </w:rPr>
+        <w:t xml:space="preserve"> terminology. Pronunciation, meter, and rhyme remain available, but meter and rhyme are visibly marked experimental for non-lineated prose.</w:t>
+      </w:r>
+    </w:p>
+    <w:p>
+      <w:pPr>
+        <w:pStyle w:val="Heading2"/>
+      </w:pPr>
+      <w:r>
+        <w:rPr>
+          <w:rFonts w:ascii="Calibri" w:hAnsi="Calibri"/>
+          <w:sz w:val="22"/>
+        </w:rPr>
+        <w:t>Choose evidence</w:t>
+      </w:r>
+    </w:p>
+    <w:p>
+      <w:pPr>
+        <w:widowControl/>
+        <w:spacing w:before="0" w:after="120" w:line="300" w:lineRule="auto"/>
+      </w:pPr>
+      <w:r>
+        <w:rPr>
+          <w:rFonts w:ascii="Calibri" w:hAnsi="Calibri"/>
+          <w:sz w:val="22"/>
+        </w:rPr>
+        <w:t xml:space="preserve">Select one or more affective lexicons and/or enable the optional normative lexical concreteness, SUBTLEX-US frequency, Kuperman Age of Acquisition, CMUdict pronunciation/prosody-foundation, candidate-meter, rhyme/sound, Lexical Style, PoetryID, or Inherited Form Analysis modules. The controls are grouped as </w:t>
+      </w:r>
+      <w:r>
+        <w:rPr>
+          <w:rFonts w:ascii="Calibri" w:hAnsi="Calibri"/>
+          <w:b/>
+          <w:sz w:val="22"/>
+        </w:rPr>
+        <w:t>Core Analysis</w:t>
+      </w:r>
+      <w:r>
+        <w:rPr>
+          <w:rFonts w:ascii="Calibri" w:hAnsi="Calibri"/>
+          <w:sz w:val="22"/>
+        </w:rPr>
+        <w:t xml:space="preserve">, </w:t>
+      </w:r>
+      <w:r>
+        <w:rPr>
+          <w:rFonts w:ascii="Calibri" w:hAnsi="Calibri"/>
+          <w:b/>
+          <w:sz w:val="22"/>
+        </w:rPr>
+        <w:t>Lexical Character</w:t>
+      </w:r>
+      <w:r>
+        <w:rPr>
+          <w:rFonts w:ascii="Calibri" w:hAnsi="Calibri"/>
+          <w:sz w:val="22"/>
+        </w:rPr>
+        <w:t xml:space="preserve">, </w:t>
+      </w:r>
+      <w:r>
+        <w:rPr>
+          <w:rFonts w:ascii="Calibri" w:hAnsi="Calibri"/>
+          <w:b/>
+          <w:sz w:val="22"/>
+        </w:rPr>
+        <w:t>Structural and Lexical Measures</w:t>
+      </w:r>
+      <w:r>
+        <w:rPr>
+          <w:rFonts w:ascii="Calibri" w:hAnsi="Calibri"/>
+          <w:sz w:val="22"/>
+        </w:rPr>
+        <w:t xml:space="preserve">, </w:t>
+      </w:r>
+      <w:r>
+        <w:rPr>
+          <w:rFonts w:ascii="Calibri" w:hAnsi="Calibri"/>
+          <w:b/>
+          <w:sz w:val="22"/>
+        </w:rPr>
+        <w:t>PoetryID</w:t>
+      </w:r>
+      <w:r>
+        <w:rPr>
+          <w:rFonts w:ascii="Calibri" w:hAnsi="Calibri"/>
+          <w:sz w:val="22"/>
+        </w:rPr>
+        <w:t xml:space="preserve">, and </w:t>
+      </w:r>
+      <w:r>
+        <w:rPr>
+          <w:rFonts w:ascii="Calibri" w:hAnsi="Calibri"/>
+          <w:b/>
+          <w:sz w:val="22"/>
+        </w:rPr>
+        <w:t>Sound and Form</w:t>
+      </w:r>
+      <w:r>
+        <w:rPr>
+          <w:rFonts w:ascii="Calibri" w:hAnsi="Calibri"/>
+          <w:sz w:val="22"/>
+        </w:rPr>
+        <w:t>.</w:t>
+      </w:r>
+    </w:p>
+    <w:p>
+      <w:pPr>
+        <w:widowControl/>
+        <w:spacing w:before="0" w:after="120" w:line="300" w:lineRule="auto"/>
+      </w:pPr>
+      <w:r>
+        <w:rPr>
+          <w:rFonts w:ascii="Calibri" w:hAnsi="Calibri"/>
+          <w:sz w:val="22"/>
+        </w:rPr>
+        <w:t xml:space="preserve">The optional </w:t>
+      </w:r>
+      <w:r>
+        <w:rPr>
+          <w:rFonts w:ascii="Calibri" w:hAnsi="Calibri"/>
+          <w:b/>
+          <w:sz w:val="22"/>
+        </w:rPr>
+        <w:t>Essential</w:t>
+      </w:r>
+      <w:r>
+        <w:rPr>
+          <w:rFonts w:ascii="Calibri" w:hAnsi="Calibri"/>
+          <w:sz w:val="22"/>
+        </w:rPr>
+        <w:t xml:space="preserve">, </w:t>
+      </w:r>
+      <w:r>
+        <w:rPr>
+          <w:rFonts w:ascii="Calibri" w:hAnsi="Calibri"/>
+          <w:b/>
+          <w:sz w:val="22"/>
+        </w:rPr>
+        <w:t>Literary</w:t>
+      </w:r>
+      <w:r>
+        <w:rPr>
+          <w:rFonts w:ascii="Calibri" w:hAnsi="Calibri"/>
+          <w:sz w:val="22"/>
+        </w:rPr>
+        <w:t xml:space="preserve">, </w:t>
+      </w:r>
+      <w:r>
+        <w:rPr>
+          <w:rFonts w:ascii="Calibri" w:hAnsi="Calibri"/>
+          <w:b/>
+          <w:sz w:val="22"/>
+        </w:rPr>
+        <w:t>Sound and Form</w:t>
+      </w:r>
+      <w:r>
+        <w:rPr>
+          <w:rFonts w:ascii="Calibri" w:hAnsi="Calibri"/>
+          <w:sz w:val="22"/>
+        </w:rPr>
+        <w:t xml:space="preserve">, and </w:t>
+      </w:r>
+      <w:r>
+        <w:rPr>
+          <w:rFonts w:ascii="Calibri" w:hAnsi="Calibri"/>
+          <w:b/>
+          <w:sz w:val="22"/>
+        </w:rPr>
+        <w:t>Complete</w:t>
+      </w:r>
+      <w:r>
+        <w:rPr>
+          <w:rFonts w:ascii="Calibri" w:hAnsi="Calibri"/>
+          <w:sz w:val="22"/>
+        </w:rPr>
+        <w:t xml:space="preserve"> presets change module selections only after </w:t>
+      </w:r>
+      <w:r>
+        <w:rPr>
+          <w:rFonts w:ascii="Calibri" w:hAnsi="Calibri"/>
+          <w:b/>
+          <w:sz w:val="22"/>
+        </w:rPr>
+        <w:t>Apply preset</w:t>
+      </w:r>
+      <w:r>
+        <w:rPr>
+          <w:rFonts w:ascii="Calibri" w:hAnsi="Calibri"/>
+          <w:sz w:val="22"/>
+        </w:rPr>
+        <w:t xml:space="preserve"> is clicked. </w:t>
+      </w:r>
+      <w:r>
+        <w:rPr>
+          <w:rFonts w:ascii="Calibri" w:hAnsi="Calibri"/>
+          <w:b/>
+          <w:sz w:val="22"/>
+        </w:rPr>
+        <w:t>Custom</w:t>
+      </w:r>
+      <w:r>
+        <w:rPr>
+          <w:rFonts w:ascii="Calibri" w:hAnsi="Calibri"/>
+          <w:sz w:val="22"/>
+        </w:rPr>
+        <w:t xml:space="preserve"> retains the current manual selection. Presets never overwrite advanced thresholds, filtering, phrase policy, stopwords, pronunciation overrides, or other methodology.</w:t>
+      </w:r>
+    </w:p>
+    <w:p>
+      <w:pPr>
+        <w:widowControl/>
+        <w:spacing w:before="0" w:after="120" w:line="300" w:lineRule="auto"/>
+      </w:pPr>
+      <w:r>
+        <w:rPr>
+          <w:rFonts w:ascii="Calibri" w:hAnsi="Calibri"/>
+          <w:sz w:val="22"/>
+        </w:rPr>
+        <w:t>VAD, categorical association, intensity, concreteness, corpus-relative frequency, retrospective lexical AoA, dictionary pronunciation/lexical stress, configured meter fit, rhyme/sound evidence, lexical diversity/word counts, and PoetryID candidate profiles, and inherited-form resemblance answer different questions and remain separate. PoetryID requires an enabled VAD source and reuses its completed result; selecting meter or rhyme automatically runs its pronunciation dependency. Inherited Form Analysis automatically reuses pronunciation, meter, and graded rhyme evidence without independently rescanning the poem.</w:t>
+      </w:r>
+    </w:p>
+    <w:p>
+      <w:pPr>
+        <w:widowControl/>
+        <w:spacing w:before="0" w:after="120" w:line="300" w:lineRule="auto"/>
+      </w:pPr>
+      <w:r>
+        <w:rPr>
+          <w:rFonts w:ascii="Calibri" w:hAnsi="Calibri"/>
+          <w:sz w:val="22"/>
+        </w:rPr>
+        <w:t xml:space="preserve">The same nine optional modules are also available in </w:t>
+      </w:r>
+      <w:r>
+        <w:rPr>
+          <w:rFonts w:ascii="Calibri" w:hAnsi="Calibri"/>
+          <w:b/>
+          <w:sz w:val="22"/>
+        </w:rPr>
+        <w:t>Project / Corpus</w:t>
+      </w:r>
+      <w:r>
+        <w:rPr>
+          <w:rFonts w:ascii="Calibri" w:hAnsi="Calibri"/>
+          <w:sz w:val="22"/>
+        </w:rPr>
+        <w:t>. Single Poem and Other Text results remain temporary unless downloaded; corpus runs persist the same module result envelopes, configurations, coverage, warnings, provenance, and audit artifacts against exact text versions.</w:t>
+      </w:r>
+    </w:p>
+    <w:p>
+      <w:pPr>
+        <w:widowControl/>
+        <w:spacing w:before="0" w:after="120" w:line="300" w:lineRule="auto"/>
+      </w:pPr>
+      <w:r>
+        <w:rPr>
+          <w:rFonts w:ascii="Calibri" w:hAnsi="Calibri"/>
+          <w:sz w:val="22"/>
+        </w:rPr>
+        <w:t xml:space="preserve">Under </w:t>
+      </w:r>
+      <w:r>
+        <w:rPr>
+          <w:rFonts w:ascii="Calibri" w:hAnsi="Calibri"/>
+          <w:b/>
+          <w:sz w:val="22"/>
+        </w:rPr>
+        <w:t>Analysis configuration and methodology</w:t>
+      </w:r>
+      <w:r>
+        <w:rPr>
+          <w:rFonts w:ascii="Calibri" w:hAnsi="Calibri"/>
+          <w:sz w:val="22"/>
+        </w:rPr>
+        <w:t>, choose:</w:t>
       </w:r>
     </w:p>
     <w:p>
@@ -11047,7 +11054,7 @@
           <w:rFonts w:ascii="Calibri" w:hAnsi="Calibri"/>
           <w:sz w:val="22"/>
         </w:rPr>
-        <w:t>minimum matched observations for sparse-result warnings;</w:t>
+        <w:t>phrase policy;</w:t>
       </w:r>
     </w:p>
     <w:p>
@@ -11065,7 +11072,7 @@
           <w:rFonts w:ascii="Calibri" w:hAnsi="Calibri"/>
           <w:sz w:val="22"/>
         </w:rPr>
-        <w:t>whether to display all-matched results;</w:t>
+        <w:t>minimum matched observations for sparse-result warnings;</w:t>
       </w:r>
     </w:p>
     <w:p>
@@ -11083,7 +11090,7 @@
           <w:rFonts w:ascii="Calibri" w:hAnsi="Calibri"/>
           <w:sz w:val="22"/>
         </w:rPr>
-        <w:t>whether to display stopword-excluded results;</w:t>
+        <w:t>whether to display all-matched results;</w:t>
       </w:r>
     </w:p>
     <w:p>
@@ -11101,7 +11108,7 @@
           <w:rFonts w:ascii="Calibri" w:hAnsi="Calibri"/>
           <w:sz w:val="22"/>
         </w:rPr>
-        <w:t>concreteness lower and upper orientation thresholds;</w:t>
+        <w:t>whether to display stopword-excluded results;</w:t>
       </w:r>
     </w:p>
     <w:p>
@@ -11119,7 +11126,7 @@
           <w:rFonts w:ascii="Calibri" w:hAnsi="Calibri"/>
           <w:sz w:val="22"/>
         </w:rPr>
-        <w:t>whether concreteness excludes model-tagged proper nouns;</w:t>
+        <w:t>concreteness lower and upper orientation thresholds;</w:t>
       </w:r>
     </w:p>
     <w:p>
@@ -11137,7 +11144,7 @@
           <w:rFonts w:ascii="Calibri" w:hAnsi="Calibri"/>
           <w:sz w:val="22"/>
         </w:rPr>
-        <w:t>whether source-supplied concreteness phrases are activated; and</w:t>
+        <w:t>whether concreteness excludes model-tagged proper nouns;</w:t>
       </w:r>
     </w:p>
     <w:p>
@@ -11155,7 +11162,7 @@
           <w:rFonts w:ascii="Calibri" w:hAnsi="Calibri"/>
           <w:sz w:val="22"/>
         </w:rPr>
-        <w:t>the concreteness low-coverage caution threshold;</w:t>
+        <w:t>whether source-supplied concreteness phrases are activated; and</w:t>
       </w:r>
     </w:p>
     <w:p>
@@ -11173,7 +11180,7 @@
           <w:rFonts w:ascii="Calibri" w:hAnsi="Calibri"/>
           <w:sz w:val="22"/>
         </w:rPr>
-        <w:t>the four frequency orientation thresholds;</w:t>
+        <w:t>the concreteness low-coverage caution threshold;</w:t>
       </w:r>
     </w:p>
     <w:p>
@@ -11191,7 +11198,7 @@
           <w:rFonts w:ascii="Calibri" w:hAnsi="Calibri"/>
           <w:sz w:val="22"/>
         </w:rPr>
-        <w:t>whether frequency excludes model-tagged proper nouns;</w:t>
+        <w:t>the four frequency orientation thresholds;</w:t>
       </w:r>
     </w:p>
     <w:p>
@@ -11209,7 +11216,7 @@
           <w:rFonts w:ascii="Calibri" w:hAnsi="Calibri"/>
           <w:sz w:val="22"/>
         </w:rPr>
-        <w:t>whether frequency permits lemma fallback;</w:t>
+        <w:t>whether frequency excludes model-tagged proper nouns;</w:t>
       </w:r>
     </w:p>
     <w:p>
@@ -11227,7 +11234,7 @@
           <w:rFonts w:ascii="Calibri" w:hAnsi="Calibri"/>
           <w:sz w:val="22"/>
         </w:rPr>
-        <w:t>the frequency low-coverage caution threshold; and</w:t>
+        <w:t>whether frequency permits lemma fallback;</w:t>
       </w:r>
     </w:p>
     <w:p>
@@ -11245,22 +11252,7 @@
           <w:rFonts w:ascii="Calibri" w:hAnsi="Calibri"/>
           <w:sz w:val="22"/>
         </w:rPr>
-        <w:t xml:space="preserve">whether frequency uses the non-default </w:t>
-      </w:r>
-      <w:r>
-        <w:rPr>
-          <w:rFonts w:ascii="Calibri" w:hAnsi="Calibri"/>
-          <w:b/>
-          <w:sz w:val="22"/>
-        </w:rPr>
-        <w:t>Content words only</w:t>
-      </w:r>
-      <w:r>
-        <w:rPr>
-          <w:rFonts w:ascii="Calibri" w:hAnsi="Calibri"/>
-          <w:sz w:val="22"/>
-        </w:rPr>
-        <w:t xml:space="preserve"> scope;</w:t>
+        <w:t>the frequency low-coverage caution threshold; and</w:t>
       </w:r>
     </w:p>
     <w:p>
@@ -11278,7 +11270,22 @@
           <w:rFonts w:ascii="Calibri" w:hAnsi="Calibri"/>
           <w:sz w:val="22"/>
         </w:rPr>
-        <w:t>AoA early and later orientation thresholds;</w:t>
+        <w:t xml:space="preserve">whether frequency uses the non-default </w:t>
+      </w:r>
+      <w:r>
+        <w:rPr>
+          <w:rFonts w:ascii="Calibri" w:hAnsi="Calibri"/>
+          <w:b/>
+          <w:sz w:val="22"/>
+        </w:rPr>
+        <w:t>Content words only</w:t>
+      </w:r>
+      <w:r>
+        <w:rPr>
+          <w:rFonts w:ascii="Calibri" w:hAnsi="Calibri"/>
+          <w:sz w:val="22"/>
+        </w:rPr>
+        <w:t xml:space="preserve"> scope;</w:t>
       </w:r>
     </w:p>
     <w:p>
@@ -11296,7 +11303,7 @@
           <w:rFonts w:ascii="Calibri" w:hAnsi="Calibri"/>
           <w:sz w:val="22"/>
         </w:rPr>
-        <w:t>whether AoA excludes model-tagged proper nouns;</w:t>
+        <w:t>AoA early and later orientation thresholds;</w:t>
       </w:r>
     </w:p>
     <w:p>
@@ -11314,7 +11321,7 @@
           <w:rFonts w:ascii="Calibri" w:hAnsi="Calibri"/>
           <w:sz w:val="22"/>
         </w:rPr>
-        <w:t>whether AoA permits lemma fallback;</w:t>
+        <w:t>whether AoA excludes model-tagged proper nouns;</w:t>
       </w:r>
     </w:p>
     <w:p>
@@ -11332,7 +11339,7 @@
           <w:rFonts w:ascii="Calibri" w:hAnsi="Calibri"/>
           <w:sz w:val="22"/>
         </w:rPr>
-        <w:t>the AoA low-coverage caution threshold; and</w:t>
+        <w:t>whether AoA permits lemma fallback;</w:t>
       </w:r>
     </w:p>
     <w:p>
@@ -11350,22 +11357,7 @@
           <w:rFonts w:ascii="Calibri" w:hAnsi="Calibri"/>
           <w:sz w:val="22"/>
         </w:rPr>
-        <w:t xml:space="preserve">whether AoA uses the non-default contextual </w:t>
-      </w:r>
-      <w:r>
-        <w:rPr>
-          <w:rFonts w:ascii="Calibri" w:hAnsi="Calibri"/>
-          <w:b/>
-          <w:sz w:val="22"/>
-        </w:rPr>
-        <w:t>Content words only</w:t>
-      </w:r>
-      <w:r>
-        <w:rPr>
-          <w:rFonts w:ascii="Calibri" w:hAnsi="Calibri"/>
-          <w:sz w:val="22"/>
-        </w:rPr>
-        <w:t xml:space="preserve"> scope;</w:t>
+        <w:t>the AoA low-coverage caution threshold; and</w:t>
       </w:r>
     </w:p>
     <w:p>
@@ -11383,7 +11375,22 @@
           <w:rFonts w:ascii="Calibri" w:hAnsi="Calibri"/>
           <w:sz w:val="22"/>
         </w:rPr>
-        <w:t>the MATTR overlapping-window size;</w:t>
+        <w:t xml:space="preserve">whether AoA uses the non-default contextual </w:t>
+      </w:r>
+      <w:r>
+        <w:rPr>
+          <w:rFonts w:ascii="Calibri" w:hAnsi="Calibri"/>
+          <w:b/>
+          <w:sz w:val="22"/>
+        </w:rPr>
+        <w:t>Content words only</w:t>
+      </w:r>
+      <w:r>
+        <w:rPr>
+          <w:rFonts w:ascii="Calibri" w:hAnsi="Calibri"/>
+          <w:sz w:val="22"/>
+        </w:rPr>
+        <w:t xml:space="preserve"> scope;</w:t>
       </w:r>
     </w:p>
     <w:p>
@@ -11401,7 +11408,7 @@
           <w:rFonts w:ascii="Calibri" w:hAnsi="Calibri"/>
           <w:sz w:val="22"/>
         </w:rPr>
-        <w:t>the HD-D without-replacement sample size;</w:t>
+        <w:t>the MATTR overlapping-window size;</w:t>
       </w:r>
     </w:p>
     <w:p>
@@ -11419,7 +11426,7 @@
           <w:rFonts w:ascii="Calibri" w:hAnsi="Calibri"/>
           <w:sz w:val="22"/>
         </w:rPr>
-        <w:t>the MTLD TTR threshold;</w:t>
+        <w:t>the HD-D without-replacement sample size;</w:t>
       </w:r>
     </w:p>
     <w:p>
@@ -11437,7 +11444,7 @@
           <w:rFonts w:ascii="Calibri" w:hAnsi="Calibri"/>
           <w:sz w:val="22"/>
         </w:rPr>
-        <w:t>the lexical-diversity short-text caution threshold;</w:t>
+        <w:t>the MTLD TTR threshold;</w:t>
       </w:r>
     </w:p>
     <w:p>
@@ -11455,7 +11462,7 @@
           <w:rFonts w:ascii="Calibri" w:hAnsi="Calibri"/>
           <w:sz w:val="22"/>
         </w:rPr>
-        <w:t>PoetryID VAD sources, token/type weightings, and analysis views;</w:t>
+        <w:t>the lexical-diversity short-text caution threshold;</w:t>
       </w:r>
     </w:p>
     <w:p>
@@ -11473,7 +11480,7 @@
           <w:rFonts w:ascii="Calibri" w:hAnsi="Calibri"/>
           <w:sz w:val="22"/>
         </w:rPr>
-        <w:t>default or custom-fixed PoetryID VAD thresholds;</w:t>
+        <w:t>PoetryID VAD sources, token/type weightings, and analysis views;</w:t>
       </w:r>
     </w:p>
     <w:p>
@@ -11491,7 +11498,7 @@
           <w:rFonts w:ascii="Calibri" w:hAnsi="Calibri"/>
           <w:sz w:val="22"/>
         </w:rPr>
-        <w:t>PoetryID minimum VAD observations and token/type coverage; and</w:t>
+        <w:t>default or custom-fixed PoetryID VAD thresholds;</w:t>
       </w:r>
     </w:p>
     <w:p>
@@ -11509,7 +11516,7 @@
           <w:rFonts w:ascii="Calibri" w:hAnsi="Calibri"/>
           <w:sz w:val="22"/>
         </w:rPr>
-        <w:t>optional secondary PoetryID concreteness, frequency, and AoA character;</w:t>
+        <w:t>PoetryID minimum VAD observations and token/type coverage; and</w:t>
       </w:r>
     </w:p>
     <w:p>
@@ -11527,22 +11534,7 @@
           <w:rFonts w:ascii="Calibri" w:hAnsi="Calibri"/>
           <w:sz w:val="22"/>
         </w:rPr>
-        <w:t xml:space="preserve">poem-specific </w:t>
-      </w:r>
-      <w:r>
-        <w:rPr>
-          <w:rFonts w:ascii="Consolas" w:hAnsi="Consolas"/>
-          <w:color w:val="1F4D78"/>
-          <w:sz w:val="19"/>
-        </w:rPr>
-        <w:t>word = ARPAbet phones | note</w:t>
-      </w:r>
-      <w:r>
-        <w:rPr>
-          <w:rFonts w:ascii="Calibri" w:hAnsi="Calibri"/>
-          <w:sz w:val="22"/>
-        </w:rPr>
-        <w:t xml:space="preserve"> pronunciation overrides;</w:t>
+        <w:t>optional secondary PoetryID concreteness, frequency, and AoA character;</w:t>
       </w:r>
     </w:p>
     <w:p>
@@ -11560,7 +11552,22 @@
           <w:rFonts w:ascii="Calibri" w:hAnsi="Calibri"/>
           <w:sz w:val="22"/>
         </w:rPr>
-        <w:t>the pronunciation resolved-token coverage caution threshold;</w:t>
+        <w:t xml:space="preserve">poem-specific </w:t>
+      </w:r>
+      <w:r>
+        <w:rPr>
+          <w:rFonts w:ascii="Consolas" w:hAnsi="Consolas"/>
+          <w:color w:val="1F4D78"/>
+          <w:sz w:val="19"/>
+        </w:rPr>
+        <w:t>word = ARPAbet phones | note</w:t>
+      </w:r>
+      <w:r>
+        <w:rPr>
+          <w:rFonts w:ascii="Calibri" w:hAnsi="Calibri"/>
+          <w:sz w:val="22"/>
+        </w:rPr>
+        <w:t xml:space="preserve"> pronunciation overrides;</w:t>
       </w:r>
     </w:p>
     <w:p>
@@ -11578,7 +11585,7 @@
           <w:rFonts w:ascii="Calibri" w:hAnsi="Calibri"/>
           <w:sz w:val="22"/>
         </w:rPr>
-        <w:t>minimum complete pronunciation lines; and</w:t>
+        <w:t>the pronunciation resolved-token coverage caution threshold;</w:t>
       </w:r>
     </w:p>
     <w:p>
@@ -11596,7 +11603,7 @@
           <w:rFonts w:ascii="Calibri" w:hAnsi="Calibri"/>
           <w:sz w:val="22"/>
         </w:rPr>
-        <w:t>minimum resolved pronunciation tokens for sparse-result warnings;</w:t>
+        <w:t>minimum complete pronunciation lines; and</w:t>
       </w:r>
     </w:p>
     <w:p>
@@ -11614,7 +11621,7 @@
           <w:rFonts w:ascii="Calibri" w:hAnsi="Calibri"/>
           <w:sz w:val="22"/>
         </w:rPr>
-        <w:t>the meter line-fit threshold;</w:t>
+        <w:t>minimum resolved pronunciation tokens for sparse-result warnings;</w:t>
       </w:r>
     </w:p>
     <w:p>
@@ -11632,7 +11639,7 @@
           <w:rFonts w:ascii="Calibri" w:hAnsi="Calibri"/>
           <w:sz w:val="22"/>
         </w:rPr>
-        <w:t>the poem candidate-fit threshold;</w:t>
+        <w:t>the meter line-fit threshold;</w:t>
       </w:r>
     </w:p>
     <w:p>
@@ -11650,7 +11657,7 @@
           <w:rFonts w:ascii="Calibri" w:hAnsi="Calibri"/>
           <w:sz w:val="22"/>
         </w:rPr>
-        <w:t>the candidate-margin threshold; and</w:t>
+        <w:t>the poem candidate-fit threshold;</w:t>
       </w:r>
     </w:p>
     <w:p>
@@ -11668,138 +11675,7 @@
           <w:rFonts w:ascii="Calibri" w:hAnsi="Calibri"/>
           <w:sz w:val="22"/>
         </w:rPr>
-        <w:t>the maximum retained stress paths evaluated per line.</w:t>
-      </w:r>
-    </w:p>
-    <w:p>
-      <w:pPr>
-        <w:widowControl/>
-        <w:spacing w:before="0" w:after="120" w:line="300" w:lineRule="auto"/>
-      </w:pPr>
-      <w:r>
-        <w:rPr>
-          <w:rFonts w:ascii="Calibri" w:hAnsi="Calibri"/>
-          <w:sz w:val="22"/>
-        </w:rPr>
-        <w:t xml:space="preserve">Under </w:t>
-      </w:r>
-      <w:r>
-        <w:rPr>
-          <w:rFonts w:ascii="Calibri" w:hAnsi="Calibri"/>
-          <w:b/>
-          <w:sz w:val="22"/>
-        </w:rPr>
-        <w:t>Stopword settings</w:t>
-      </w:r>
-      <w:r>
-        <w:rPr>
-          <w:rFonts w:ascii="Calibri" w:hAnsi="Calibri"/>
-          <w:sz w:val="22"/>
-        </w:rPr>
-        <w:t>, inspect or change the secondary-view policy. The all-matched result is always preserved even when only one view is displayed.</w:t>
-      </w:r>
-    </w:p>
-    <w:p>
-      <w:pPr>
-        <w:pStyle w:val="Heading2"/>
-      </w:pPr>
-      <w:r>
-        <w:rPr>
-          <w:rFonts w:ascii="Calibri" w:hAnsi="Calibri"/>
-          <w:sz w:val="22"/>
-        </w:rPr>
-        <w:t>Overview report family</w:t>
-      </w:r>
-    </w:p>
-    <w:p>
-      <w:pPr>
-        <w:widowControl/>
-        <w:spacing w:before="0" w:after="120" w:line="300" w:lineRule="auto"/>
-      </w:pPr>
-      <w:r>
-        <w:rPr>
-          <w:rFonts w:ascii="Calibri" w:hAnsi="Calibri"/>
-          <w:sz w:val="22"/>
-        </w:rPr>
-        <w:t>Read coverage before means. The Overview begins with a grouped at-a-glance summary for affective evidence, lexical character, sound/form, and structure. It then shows ordinary and content-focused coverage, matched counts, active methodology, excluded stopword counts, interpretive framing, and warnings.</w:t>
-      </w:r>
-    </w:p>
-    <w:p>
-      <w:pPr>
-        <w:pStyle w:val="Heading2"/>
-      </w:pPr>
-      <w:r>
-        <w:rPr>
-          <w:rFonts w:ascii="Calibri" w:hAnsi="Calibri"/>
-          <w:sz w:val="22"/>
-        </w:rPr>
-        <w:t>Structure report family: Language Profile section</w:t>
-      </w:r>
-    </w:p>
-    <w:p>
-      <w:pPr>
-        <w:widowControl/>
-        <w:spacing w:before="0" w:after="120" w:line="300" w:lineRule="auto"/>
-      </w:pPr>
-      <w:r>
-        <w:rPr>
-          <w:rFonts w:ascii="Calibri" w:hAnsi="Calibri"/>
-          <w:sz w:val="22"/>
-        </w:rPr>
-        <w:t xml:space="preserve">The </w:t>
-      </w:r>
-      <w:r>
-        <w:rPr>
-          <w:rFonts w:ascii="Calibri" w:hAnsi="Calibri"/>
-          <w:b/>
-          <w:sz w:val="22"/>
-        </w:rPr>
-        <w:t>Shared Processing Record</w:t>
-      </w:r>
-      <w:r>
-        <w:rPr>
-          <w:rFonts w:ascii="Calibri" w:hAnsi="Calibri"/>
-          <w:sz w:val="22"/>
-        </w:rPr>
-        <w:t xml:space="preserve"> first reports stanzas, physical lines, model sentences, total and lexical tokens, recipe/configuration IDs, model pipeline, dependency coverage, named-entity status, and processing cautions. It is the common local representation used by every selected lexicon.</w:t>
-      </w:r>
-    </w:p>
-    <w:p>
-      <w:pPr>
-        <w:widowControl/>
-        <w:spacing w:before="0" w:after="120" w:line="300" w:lineRule="auto"/>
-      </w:pPr>
-      <w:r>
-        <w:rPr>
-          <w:rFonts w:ascii="Calibri" w:hAnsi="Calibri"/>
-          <w:sz w:val="22"/>
-        </w:rPr>
-        <w:t>The tab then reports part-of-speech counts and relative shares for all eligible lexical tokens, independently of lexicon coverage. It also shows unique normalized types and example forms. The denominator is displayed, and a caution explains that the labels are model-generated.</w:t>
-      </w:r>
-    </w:p>
-    <w:p>
-      <w:pPr>
-        <w:pStyle w:val="Heading2"/>
-      </w:pPr>
-      <w:r>
-        <w:rPr>
-          <w:rFonts w:ascii="Calibri" w:hAnsi="Calibri"/>
-          <w:sz w:val="22"/>
-        </w:rPr>
-        <w:t>Affective Evidence: VAD section</w:t>
-      </w:r>
-    </w:p>
-    <w:p>
-      <w:pPr>
-        <w:widowControl/>
-        <w:spacing w:before="0" w:after="120" w:line="300" w:lineRule="auto"/>
-      </w:pPr>
-      <w:r>
-        <w:rPr>
-          <w:rFonts w:ascii="Calibri" w:hAnsi="Calibri"/>
-          <w:sz w:val="22"/>
-        </w:rPr>
-        <w:t>This tab contains:</w:t>
+        <w:t>the candidate-margin threshold; and</w:t>
       </w:r>
     </w:p>
     <w:p>
@@ -11817,7 +11693,138 @@
           <w:rFonts w:ascii="Calibri" w:hAnsi="Calibri"/>
           <w:sz w:val="22"/>
         </w:rPr>
-        <w:t>parallel normalized VAD charts;</w:t>
+        <w:t>the maximum retained stress paths evaluated per line.</w:t>
+      </w:r>
+    </w:p>
+    <w:p>
+      <w:pPr>
+        <w:widowControl/>
+        <w:spacing w:before="0" w:after="120" w:line="300" w:lineRule="auto"/>
+      </w:pPr>
+      <w:r>
+        <w:rPr>
+          <w:rFonts w:ascii="Calibri" w:hAnsi="Calibri"/>
+          <w:sz w:val="22"/>
+        </w:rPr>
+        <w:t xml:space="preserve">Under </w:t>
+      </w:r>
+      <w:r>
+        <w:rPr>
+          <w:rFonts w:ascii="Calibri" w:hAnsi="Calibri"/>
+          <w:b/>
+          <w:sz w:val="22"/>
+        </w:rPr>
+        <w:t>Stopword settings</w:t>
+      </w:r>
+      <w:r>
+        <w:rPr>
+          <w:rFonts w:ascii="Calibri" w:hAnsi="Calibri"/>
+          <w:sz w:val="22"/>
+        </w:rPr>
+        <w:t>, inspect or change the secondary-view policy. The all-matched result is always preserved even when only one view is displayed.</w:t>
+      </w:r>
+    </w:p>
+    <w:p>
+      <w:pPr>
+        <w:pStyle w:val="Heading2"/>
+      </w:pPr>
+      <w:r>
+        <w:rPr>
+          <w:rFonts w:ascii="Calibri" w:hAnsi="Calibri"/>
+          <w:sz w:val="22"/>
+        </w:rPr>
+        <w:t>Overview report family</w:t>
+      </w:r>
+    </w:p>
+    <w:p>
+      <w:pPr>
+        <w:widowControl/>
+        <w:spacing w:before="0" w:after="120" w:line="300" w:lineRule="auto"/>
+      </w:pPr>
+      <w:r>
+        <w:rPr>
+          <w:rFonts w:ascii="Calibri" w:hAnsi="Calibri"/>
+          <w:sz w:val="22"/>
+        </w:rPr>
+        <w:t>Read coverage before means. The Overview begins with a grouped at-a-glance summary for affective evidence, lexical character, sound/form, and structure. It then shows ordinary and content-focused coverage, matched counts, active methodology, excluded stopword counts, interpretive framing, and warnings.</w:t>
+      </w:r>
+    </w:p>
+    <w:p>
+      <w:pPr>
+        <w:pStyle w:val="Heading2"/>
+      </w:pPr>
+      <w:r>
+        <w:rPr>
+          <w:rFonts w:ascii="Calibri" w:hAnsi="Calibri"/>
+          <w:sz w:val="22"/>
+        </w:rPr>
+        <w:t>Structure report family: Language Profile section</w:t>
+      </w:r>
+    </w:p>
+    <w:p>
+      <w:pPr>
+        <w:widowControl/>
+        <w:spacing w:before="0" w:after="120" w:line="300" w:lineRule="auto"/>
+      </w:pPr>
+      <w:r>
+        <w:rPr>
+          <w:rFonts w:ascii="Calibri" w:hAnsi="Calibri"/>
+          <w:sz w:val="22"/>
+        </w:rPr>
+        <w:t xml:space="preserve">The </w:t>
+      </w:r>
+      <w:r>
+        <w:rPr>
+          <w:rFonts w:ascii="Calibri" w:hAnsi="Calibri"/>
+          <w:b/>
+          <w:sz w:val="22"/>
+        </w:rPr>
+        <w:t>Shared Processing Record</w:t>
+      </w:r>
+      <w:r>
+        <w:rPr>
+          <w:rFonts w:ascii="Calibri" w:hAnsi="Calibri"/>
+          <w:sz w:val="22"/>
+        </w:rPr>
+        <w:t xml:space="preserve"> first reports stanzas, physical lines, model sentences, total and lexical tokens, recipe/configuration IDs, model pipeline, dependency coverage, named-entity status, and processing cautions. It is the common local representation used by every selected lexicon.</w:t>
+      </w:r>
+    </w:p>
+    <w:p>
+      <w:pPr>
+        <w:widowControl/>
+        <w:spacing w:before="0" w:after="120" w:line="300" w:lineRule="auto"/>
+      </w:pPr>
+      <w:r>
+        <w:rPr>
+          <w:rFonts w:ascii="Calibri" w:hAnsi="Calibri"/>
+          <w:sz w:val="22"/>
+        </w:rPr>
+        <w:t>The tab then reports part-of-speech counts and relative shares for all eligible lexical tokens, independently of lexicon coverage. It also shows unique normalized types and example forms. The denominator is displayed, and a caution explains that the labels are model-generated.</w:t>
+      </w:r>
+    </w:p>
+    <w:p>
+      <w:pPr>
+        <w:pStyle w:val="Heading2"/>
+      </w:pPr>
+      <w:r>
+        <w:rPr>
+          <w:rFonts w:ascii="Calibri" w:hAnsi="Calibri"/>
+          <w:sz w:val="22"/>
+        </w:rPr>
+        <w:t>Affective Evidence: VAD section</w:t>
+      </w:r>
+    </w:p>
+    <w:p>
+      <w:pPr>
+        <w:widowControl/>
+        <w:spacing w:before="0" w:after="120" w:line="300" w:lineRule="auto"/>
+      </w:pPr>
+      <w:r>
+        <w:rPr>
+          <w:rFonts w:ascii="Calibri" w:hAnsi="Calibri"/>
+          <w:sz w:val="22"/>
+        </w:rPr>
+        <w:t>This tab contains:</w:t>
       </w:r>
     </w:p>
     <w:p>
@@ -11835,7 +11842,7 @@
           <w:rFonts w:ascii="Calibri" w:hAnsi="Calibri"/>
           <w:sz w:val="22"/>
         </w:rPr>
-        <w:t>definitions of valence, arousal, and dominance;</w:t>
+        <w:t>parallel normalized VAD charts;</w:t>
       </w:r>
     </w:p>
     <w:p>
@@ -11853,35 +11860,7 @@
           <w:rFonts w:ascii="Calibri" w:hAnsi="Calibri"/>
           <w:sz w:val="22"/>
         </w:rPr>
-        <w:t xml:space="preserve">a separate </w:t>
-      </w:r>
-      <w:r>
-        <w:rPr>
-          <w:rFonts w:ascii="Calibri" w:hAnsi="Calibri"/>
-          <w:b/>
-          <w:sz w:val="22"/>
-        </w:rPr>
-        <w:t>Dispersion of Matched Ratings</w:t>
-      </w:r>
-      <w:r>
-        <w:rPr>
-          <w:rFonts w:ascii="Calibri" w:hAnsi="Calibri"/>
-          <w:sz w:val="22"/>
-        </w:rPr>
-        <w:t xml:space="preserve"> section immediately after those</w:t>
-      </w:r>
-    </w:p>
-    <w:p>
-      <w:pPr>
-        <w:widowControl/>
-        <w:spacing w:before="0" w:after="120" w:line="300" w:lineRule="auto"/>
-      </w:pPr>
-      <w:r>
-        <w:rPr>
-          <w:rFonts w:ascii="Calibri" w:hAnsi="Calibri"/>
-          <w:sz w:val="22"/>
-        </w:rPr>
-        <w:t xml:space="preserve">  definitions, reporting population standard deviations among matched ratings;</w:t>
+        <w:t>definitions of valence, arousal, and dominance;</w:t>
       </w:r>
     </w:p>
     <w:p>
@@ -11899,7 +11878,35 @@
           <w:rFonts w:ascii="Calibri" w:hAnsi="Calibri"/>
           <w:sz w:val="22"/>
         </w:rPr>
-        <w:t>token- and type-weighted values for each analysis view;</w:t>
+        <w:t xml:space="preserve">a separate </w:t>
+      </w:r>
+      <w:r>
+        <w:rPr>
+          <w:rFonts w:ascii="Calibri" w:hAnsi="Calibri"/>
+          <w:b/>
+          <w:sz w:val="22"/>
+        </w:rPr>
+        <w:t>Dispersion of Matched Ratings</w:t>
+      </w:r>
+      <w:r>
+        <w:rPr>
+          <w:rFonts w:ascii="Calibri" w:hAnsi="Calibri"/>
+          <w:sz w:val="22"/>
+        </w:rPr>
+        <w:t xml:space="preserve"> section immediately after those</w:t>
+      </w:r>
+    </w:p>
+    <w:p>
+      <w:pPr>
+        <w:widowControl/>
+        <w:spacing w:before="0" w:after="120" w:line="300" w:lineRule="auto"/>
+      </w:pPr>
+      <w:r>
+        <w:rPr>
+          <w:rFonts w:ascii="Calibri" w:hAnsi="Calibri"/>
+          <w:sz w:val="22"/>
+        </w:rPr>
+        <w:t xml:space="preserve">  definitions, reporting population standard deviations among matched ratings;</w:t>
       </w:r>
     </w:p>
     <w:p>
@@ -11917,7 +11924,7 @@
           <w:rFonts w:ascii="Calibri" w:hAnsi="Calibri"/>
           <w:sz w:val="22"/>
         </w:rPr>
-        <w:t>plain-language midpoint interpretations;</w:t>
+        <w:t>token- and type-weighted values for each analysis view;</w:t>
       </w:r>
     </w:p>
     <w:p>
@@ -11935,7 +11942,7 @@
           <w:rFonts w:ascii="Calibri" w:hAnsi="Calibri"/>
           <w:sz w:val="22"/>
         </w:rPr>
-        <w:t>stopword-sensitivity differences;</w:t>
+        <w:t>plain-language midpoint interpretations;</w:t>
       </w:r>
     </w:p>
     <w:p>
@@ -11953,7 +11960,7 @@
           <w:rFonts w:ascii="Calibri" w:hAnsi="Calibri"/>
           <w:sz w:val="22"/>
         </w:rPr>
-        <w:t>cumulative normalized totals;</w:t>
+        <w:t>stopword-sensitivity differences;</w:t>
       </w:r>
     </w:p>
     <w:p>
@@ -11971,7 +11978,7 @@
           <w:rFonts w:ascii="Calibri" w:hAnsi="Calibri"/>
           <w:sz w:val="22"/>
         </w:rPr>
-        <w:t>top midpoint-centered contributors;</w:t>
+        <w:t>cumulative normalized totals;</w:t>
       </w:r>
     </w:p>
     <w:p>
@@ -11989,6 +11996,24 @@
           <w:rFonts w:ascii="Calibri" w:hAnsi="Calibri"/>
           <w:sz w:val="22"/>
         </w:rPr>
+        <w:t>top midpoint-centered contributors;</w:t>
+      </w:r>
+    </w:p>
+    <w:p>
+      <w:pPr>
+        <w:widowControl/>
+        <w:numPr>
+          <w:ilvl w:val="0"/>
+          <w:numId w:val="10"/>
+        </w:numPr>
+        <w:spacing w:before="0" w:after="80" w:line="300" w:lineRule="auto"/>
+        <w:ind w:left="540" w:hanging="271"/>
+      </w:pPr>
+      <w:r>
+        <w:rPr>
+          <w:rFonts w:ascii="Calibri" w:hAnsi="Calibri"/>
+          <w:sz w:val="22"/>
+        </w:rPr>
         <w:t>original source scales and normalization formulas.</w:t>
       </w:r>
     </w:p>
@@ -13147,6 +13172,24 @@
           <w:sz w:val="22"/>
         </w:rPr>
         <w:t xml:space="preserve"> shows:</w:t>
+      </w:r>
+    </w:p>
+    <w:p>
+      <w:pPr>
+        <w:widowControl/>
+        <w:numPr>
+          <w:ilvl w:val="0"/>
+          <w:numId w:val="10"/>
+        </w:numPr>
+        <w:spacing w:before="0" w:after="80" w:line="300" w:lineRule="auto"/>
+        <w:ind w:left="540" w:hanging="271"/>
+      </w:pPr>
+      <w:r>
+        <w:rPr>
+          <w:rFonts w:ascii="Calibri" w:hAnsi="Calibri"/>
+          <w:sz w:val="22"/>
+        </w:rPr>
+        <w:t>total nonblank physical lines;</w:t>
       </w:r>
     </w:p>
     <w:p>

--- a/docs/VerseVAD_User_Manual.docx
+++ b/docs/VerseVAD_User_Manual.docx
@@ -71,7 +71,7 @@
           <w:color w:val="66727C"/>
           <w:sz w:val="21"/>
         </w:rPr>
-        <w:t xml:space="preserve"> August 1, 2026</w:t>
+        <w:t xml:space="preserve"> August 2, 2026</w:t>
       </w:r>
       <w:r>
         <w:rPr>
@@ -2841,7 +2841,7 @@
           <w:rFonts w:ascii="Calibri" w:hAnsi="Calibri"/>
           <w:sz w:val="22"/>
         </w:rPr>
-        <w:t>The selected theme persists across closing and reopening VerseVAD. Legacy Light and System choices migrate safely to Classic. The selection is stored as an application-level local preference, not in a project or analysis configuration. Appearance does not change calculations, result IDs, project data, or exports. Publication-oriented charts remain light.</w:t>
+        <w:t>The selected theme persists across closing and reopening VerseVAD. Legacy Light and System choices migrate safely to Classic. The selection is stored as an application-level local preference, not in a project or analysis configuration. In the hosted edition, an appearance-only browser cookie keeps the selection across refreshes; clearing site cookies returns it to Classic. Appearance does not change calculations, result IDs, project data, or exports. Publication-oriented charts remain light.</w:t>
       </w:r>
     </w:p>
     <w:p>
@@ -3246,7 +3246,7 @@
           <w:rFonts w:ascii="Calibri" w:hAnsi="Calibri"/>
           <w:sz w:val="22"/>
         </w:rPr>
-        <w:t xml:space="preserve"> creates a separate item. Opening a full save identifies its VerseVAD version and never silently recalculates it.</w:t>
+        <w:t xml:space="preserve"> creates a separate item. Opening a full save identifies its VerseVAD version and never silently recalculates it. Continuing historical viewing leaves the active immutable result intact. Preparing reanalysis clears only computed output while retaining the restored text, metadata, and settings; the saved revision remains intact.</w:t>
       </w:r>
     </w:p>
     <w:p>
@@ -7610,6 +7610,46 @@
           <w:rFonts w:ascii="Calibri" w:hAnsi="Calibri"/>
           <w:sz w:val="22"/>
         </w:rPr>
+        <w:t>Average deviation from poem mean</w:t>
+      </w:r>
+    </w:p>
+    <w:p>
+      <w:pPr>
+        <w:widowControl/>
+        <w:spacing w:before="0" w:after="120" w:line="300" w:lineRule="auto"/>
+      </w:pPr>
+      <w:r>
+        <w:rPr>
+          <w:rFonts w:ascii="Calibri" w:hAnsi="Calibri"/>
+          <w:sz w:val="22"/>
+        </w:rPr>
+        <w:t xml:space="preserve">For valence, arousal, and dominance, </w:t>
+      </w:r>
+      <w:r>
+        <w:rPr>
+          <w:rFonts w:ascii="Calibri" w:hAnsi="Calibri"/>
+          <w:b/>
+          <w:sz w:val="22"/>
+        </w:rPr>
+        <w:t>Average Deviation from Poem Mean</w:t>
+      </w:r>
+      <w:r>
+        <w:rPr>
+          <w:rFonts w:ascii="Calibri" w:hAnsi="Calibri"/>
+          <w:sz w:val="22"/>
+        </w:rPr>
+        <w:t xml:space="preserve"> is the mean absolute deviation (MAD) of the included matched ratings around the poem's own mean. It weights departures linearly and describes their typical absolute size. Population standard deviation squares departures and therefore responds more strongly to unusually distant ratings. Both measures are length-neutral and order-insensitive; neither identifies when a shift occurs.</w:t>
+      </w:r>
+    </w:p>
+    <w:p>
+      <w:pPr>
+        <w:pStyle w:val="Heading2"/>
+      </w:pPr>
+      <w:r>
+        <w:rPr>
+          <w:rFonts w:ascii="Calibri" w:hAnsi="Calibri"/>
+          <w:sz w:val="22"/>
+        </w:rPr>
         <w:t>Stopword sensitivity</w:t>
       </w:r>
     </w:p>
@@ -7778,6 +7818,50 @@
           <w:sz w:val="22"/>
         </w:rPr>
         <w:t>These quantities summarize encountered matched lexical ratings. They are not direct measurements of cognitive load or affective impact on a reader.</w:t>
+      </w:r>
+    </w:p>
+    <w:p>
+      <w:pPr>
+        <w:widowControl/>
+        <w:spacing w:before="0" w:after="120" w:line="300" w:lineRule="auto"/>
+      </w:pPr>
+      <w:r>
+        <w:rPr>
+          <w:rFonts w:ascii="Calibri" w:hAnsi="Calibri"/>
+          <w:sz w:val="22"/>
+        </w:rPr>
+        <w:t>VerseVAD also reports above-, below-, net-, and absolute-midpoint deviation per matched observation. The per-100 values are those same rates multiplied by</w:t>
+      </w:r>
+    </w:p>
+    <w:p>
+      <w:pPr>
+        <w:widowControl/>
+        <w:numPr>
+          <w:ilvl w:val="0"/>
+          <w:numId w:val="16"/>
+        </w:numPr>
+        <w:spacing w:before="0" w:after="80" w:line="300" w:lineRule="auto"/>
+        <w:ind w:left="540" w:hanging="271"/>
+      </w:pPr>
+      <w:r>
+        <w:rPr>
+          <w:rFonts w:ascii="Calibri" w:hAnsi="Calibri"/>
+          <w:sz w:val="22"/>
+        </w:rPr>
+        <w:t>Use a normalized rate rather than a raw cumulative total when comparing</w:t>
+      </w:r>
+    </w:p>
+    <w:p>
+      <w:pPr>
+        <w:widowControl/>
+        <w:spacing w:before="0" w:after="120" w:line="300" w:lineRule="auto"/>
+      </w:pPr>
+      <w:r>
+        <w:rPr>
+          <w:rFonts w:ascii="Calibri" w:hAnsi="Calibri"/>
+          <w:sz w:val="22"/>
+        </w:rPr>
+        <w:t>texts of substantially different lengths, while keeping source, scope, weighting, and matching policy constant.</w:t>
       </w:r>
     </w:p>
     <w:p>
@@ -13906,7 +13990,7 @@
         <w:widowControl/>
         <w:numPr>
           <w:ilvl w:val="0"/>
-          <w:numId w:val="16"/>
+          <w:numId w:val="17"/>
         </w:numPr>
         <w:spacing w:before="0" w:after="80" w:line="300" w:lineRule="auto"/>
         <w:ind w:left="540" w:hanging="271"/>
@@ -13939,7 +14023,7 @@
         <w:widowControl/>
         <w:numPr>
           <w:ilvl w:val="0"/>
-          <w:numId w:val="16"/>
+          <w:numId w:val="17"/>
         </w:numPr>
         <w:spacing w:before="0" w:after="80" w:line="300" w:lineRule="auto"/>
         <w:ind w:left="540" w:hanging="271"/>
@@ -13972,7 +14056,7 @@
         <w:widowControl/>
         <w:numPr>
           <w:ilvl w:val="0"/>
-          <w:numId w:val="16"/>
+          <w:numId w:val="17"/>
         </w:numPr>
         <w:spacing w:before="0" w:after="80" w:line="300" w:lineRule="auto"/>
         <w:ind w:left="540" w:hanging="271"/>
@@ -13990,7 +14074,7 @@
         <w:widowControl/>
         <w:numPr>
           <w:ilvl w:val="0"/>
-          <w:numId w:val="16"/>
+          <w:numId w:val="17"/>
         </w:numPr>
         <w:spacing w:before="0" w:after="80" w:line="300" w:lineRule="auto"/>
         <w:ind w:left="540" w:hanging="271"/>
@@ -14255,7 +14339,7 @@
         <w:widowControl/>
         <w:numPr>
           <w:ilvl w:val="0"/>
-          <w:numId w:val="17"/>
+          <w:numId w:val="18"/>
         </w:numPr>
         <w:spacing w:before="0" w:after="80" w:line="300" w:lineRule="auto"/>
         <w:ind w:left="540" w:hanging="271"/>
@@ -14273,7 +14357,7 @@
         <w:widowControl/>
         <w:numPr>
           <w:ilvl w:val="0"/>
-          <w:numId w:val="17"/>
+          <w:numId w:val="18"/>
         </w:numPr>
         <w:spacing w:before="0" w:after="80" w:line="300" w:lineRule="auto"/>
         <w:ind w:left="540" w:hanging="271"/>
@@ -14319,7 +14403,7 @@
         <w:widowControl/>
         <w:numPr>
           <w:ilvl w:val="0"/>
-          <w:numId w:val="17"/>
+          <w:numId w:val="18"/>
         </w:numPr>
         <w:spacing w:before="0" w:after="80" w:line="300" w:lineRule="auto"/>
         <w:ind w:left="540" w:hanging="271"/>
@@ -14352,7 +14436,7 @@
         <w:widowControl/>
         <w:numPr>
           <w:ilvl w:val="0"/>
-          <w:numId w:val="17"/>
+          <w:numId w:val="18"/>
         </w:numPr>
         <w:spacing w:before="0" w:after="80" w:line="300" w:lineRule="auto"/>
         <w:ind w:left="540" w:hanging="271"/>
@@ -14370,7 +14454,7 @@
         <w:widowControl/>
         <w:numPr>
           <w:ilvl w:val="0"/>
-          <w:numId w:val="17"/>
+          <w:numId w:val="18"/>
         </w:numPr>
         <w:spacing w:before="0" w:after="80" w:line="300" w:lineRule="auto"/>
         <w:ind w:left="540" w:hanging="271"/>
@@ -14416,7 +14500,7 @@
         <w:widowControl/>
         <w:numPr>
           <w:ilvl w:val="0"/>
-          <w:numId w:val="17"/>
+          <w:numId w:val="18"/>
         </w:numPr>
         <w:spacing w:before="0" w:after="80" w:line="300" w:lineRule="auto"/>
         <w:ind w:left="540" w:hanging="271"/>
@@ -14434,7 +14518,7 @@
         <w:widowControl/>
         <w:numPr>
           <w:ilvl w:val="0"/>
-          <w:numId w:val="17"/>
+          <w:numId w:val="18"/>
         </w:numPr>
         <w:spacing w:before="0" w:after="80" w:line="300" w:lineRule="auto"/>
         <w:ind w:left="540" w:hanging="271"/>
@@ -14467,7 +14551,7 @@
         <w:widowControl/>
         <w:numPr>
           <w:ilvl w:val="0"/>
-          <w:numId w:val="17"/>
+          <w:numId w:val="18"/>
         </w:numPr>
         <w:spacing w:before="0" w:after="80" w:line="300" w:lineRule="auto"/>
         <w:ind w:left="540" w:hanging="271"/>
@@ -15343,7 +15427,7 @@
         <w:widowControl/>
         <w:numPr>
           <w:ilvl w:val="0"/>
-          <w:numId w:val="18"/>
+          <w:numId w:val="19"/>
         </w:numPr>
         <w:spacing w:before="0" w:after="80" w:line="300" w:lineRule="auto"/>
         <w:ind w:left="540" w:hanging="271"/>
@@ -15354,358 +15438,6 @@
           <w:sz w:val="22"/>
         </w:rPr>
         <w:t>Run and retain an unreviewed baseline.</w:t>
-      </w:r>
-    </w:p>
-    <w:p>
-      <w:pPr>
-        <w:widowControl/>
-        <w:numPr>
-          <w:ilvl w:val="0"/>
-          <w:numId w:val="18"/>
-        </w:numPr>
-        <w:spacing w:before="0" w:after="80" w:line="300" w:lineRule="auto"/>
-        <w:ind w:left="540" w:hanging="271"/>
-      </w:pPr>
-      <w:r>
-        <w:rPr>
-          <w:rFonts w:ascii="Calibri" w:hAnsi="Calibri"/>
-          <w:sz w:val="22"/>
-        </w:rPr>
-        <w:t>Create a clearly named scenario.</w:t>
-      </w:r>
-    </w:p>
-    <w:p>
-      <w:pPr>
-        <w:widowControl/>
-        <w:numPr>
-          <w:ilvl w:val="0"/>
-          <w:numId w:val="18"/>
-        </w:numPr>
-        <w:spacing w:before="0" w:after="80" w:line="300" w:lineRule="auto"/>
-        <w:ind w:left="540" w:hanging="271"/>
-      </w:pPr>
-      <w:r>
-        <w:rPr>
-          <w:rFonts w:ascii="Calibri" w:hAnsi="Calibri"/>
-          <w:sz w:val="22"/>
-        </w:rPr>
-        <w:t>Inspect one candidate's text context, lexicon, match method, and risk label.</w:t>
-      </w:r>
-    </w:p>
-    <w:p>
-      <w:pPr>
-        <w:widowControl/>
-        <w:numPr>
-          <w:ilvl w:val="0"/>
-          <w:numId w:val="18"/>
-        </w:numPr>
-        <w:spacing w:before="0" w:after="80" w:line="300" w:lineRule="auto"/>
-        <w:ind w:left="540" w:hanging="271"/>
-      </w:pPr>
-      <w:r>
-        <w:rPr>
-          <w:rFonts w:ascii="Calibri" w:hAnsi="Calibri"/>
-          <w:sz w:val="22"/>
-        </w:rPr>
-        <w:t>Choose flag, exclude, or map.</w:t>
-      </w:r>
-    </w:p>
-    <w:p>
-      <w:pPr>
-        <w:widowControl/>
-        <w:numPr>
-          <w:ilvl w:val="0"/>
-          <w:numId w:val="18"/>
-        </w:numPr>
-        <w:spacing w:before="0" w:after="80" w:line="300" w:lineRule="auto"/>
-        <w:ind w:left="540" w:hanging="271"/>
-      </w:pPr>
-      <w:r>
-        <w:rPr>
-          <w:rFonts w:ascii="Calibri" w:hAnsi="Calibri"/>
-          <w:sz w:val="22"/>
-        </w:rPr>
-        <w:t>Select the narrowest scope that fits the evidence.</w:t>
-      </w:r>
-    </w:p>
-    <w:p>
-      <w:pPr>
-        <w:widowControl/>
-        <w:numPr>
-          <w:ilvl w:val="0"/>
-          <w:numId w:val="18"/>
-        </w:numPr>
-        <w:spacing w:before="0" w:after="80" w:line="300" w:lineRule="auto"/>
-        <w:ind w:left="540" w:hanging="271"/>
-      </w:pPr>
-      <w:r>
-        <w:rPr>
-          <w:rFonts w:ascii="Calibri" w:hAnsi="Calibri"/>
-          <w:sz w:val="22"/>
-        </w:rPr>
-        <w:t>Write a rationale another scholar could evaluate.</w:t>
-      </w:r>
-    </w:p>
-    <w:p>
-      <w:pPr>
-        <w:widowControl/>
-        <w:numPr>
-          <w:ilvl w:val="0"/>
-          <w:numId w:val="18"/>
-        </w:numPr>
-        <w:spacing w:before="0" w:after="80" w:line="300" w:lineRule="auto"/>
-        <w:ind w:left="540" w:hanging="271"/>
-      </w:pPr>
-      <w:r>
-        <w:rPr>
-          <w:rFonts w:ascii="Calibri" w:hAnsi="Calibri"/>
-          <w:sz w:val="22"/>
-        </w:rPr>
-        <w:t xml:space="preserve">Return to </w:t>
-      </w:r>
-      <w:r>
-        <w:rPr>
-          <w:rFonts w:ascii="Calibri" w:hAnsi="Calibri"/>
-          <w:b/>
-          <w:sz w:val="22"/>
-        </w:rPr>
-        <w:t>Analyze &amp; Compare</w:t>
-      </w:r>
-      <w:r>
-        <w:rPr>
-          <w:rFonts w:ascii="Calibri" w:hAnsi="Calibri"/>
-          <w:sz w:val="22"/>
-        </w:rPr>
-        <w:t>, select that scenario version, and rerun.</w:t>
-      </w:r>
-    </w:p>
-    <w:p>
-      <w:pPr>
-        <w:widowControl/>
-        <w:numPr>
-          <w:ilvl w:val="0"/>
-          <w:numId w:val="18"/>
-        </w:numPr>
-        <w:spacing w:before="0" w:after="80" w:line="300" w:lineRule="auto"/>
-        <w:ind w:left="540" w:hanging="271"/>
-      </w:pPr>
-      <w:r>
-        <w:rPr>
-          <w:rFonts w:ascii="Calibri" w:hAnsi="Calibri"/>
-          <w:sz w:val="22"/>
-        </w:rPr>
-        <w:t xml:space="preserve">Compare the reviewed batch with the baseline under </w:t>
-      </w:r>
-      <w:r>
-        <w:rPr>
-          <w:rFonts w:ascii="Calibri" w:hAnsi="Calibri"/>
-          <w:b/>
-          <w:sz w:val="22"/>
-        </w:rPr>
-        <w:t>Compare Two Immutable Analysis Batches</w:t>
-      </w:r>
-      <w:r>
-        <w:rPr>
-          <w:rFonts w:ascii="Calibri" w:hAnsi="Calibri"/>
-          <w:sz w:val="22"/>
-        </w:rPr>
-        <w:t>.</w:t>
-      </w:r>
-    </w:p>
-    <w:p>
-      <w:pPr>
-        <w:widowControl/>
-        <w:numPr>
-          <w:ilvl w:val="0"/>
-          <w:numId w:val="18"/>
-        </w:numPr>
-        <w:spacing w:before="0" w:after="80" w:line="300" w:lineRule="auto"/>
-        <w:ind w:left="540" w:hanging="271"/>
-      </w:pPr>
-      <w:r>
-        <w:rPr>
-          <w:rFonts w:ascii="Calibri" w:hAnsi="Calibri"/>
-          <w:sz w:val="22"/>
-        </w:rPr>
-        <w:t>Inspect coverage changes, VAD deltas, match evidence, and unmatched vocabulary.</w:t>
-      </w:r>
-    </w:p>
-    <w:p>
-      <w:pPr>
-        <w:widowControl/>
-        <w:numPr>
-          <w:ilvl w:val="0"/>
-          <w:numId w:val="18"/>
-        </w:numPr>
-        <w:spacing w:before="0" w:after="80" w:line="300" w:lineRule="auto"/>
-        <w:ind w:left="540" w:hanging="271"/>
-      </w:pPr>
-      <w:r>
-        <w:rPr>
-          <w:rFonts w:ascii="Calibri" w:hAnsi="Calibri"/>
-          <w:sz w:val="22"/>
-        </w:rPr>
-        <w:t xml:space="preserve">Export the workbook and preserve its methodology and </w:t>
-      </w:r>
-      <w:r>
-        <w:rPr>
-          <w:rFonts w:ascii="Calibri" w:hAnsi="Calibri"/>
-          <w:b/>
-          <w:sz w:val="22"/>
-        </w:rPr>
-        <w:t>Review Decisions</w:t>
-      </w:r>
-      <w:r>
-        <w:rPr>
-          <w:rFonts w:ascii="Calibri" w:hAnsi="Calibri"/>
-          <w:sz w:val="22"/>
-        </w:rPr>
-        <w:t xml:space="preserve"> sheet.</w:t>
-      </w:r>
-    </w:p>
-    <w:p>
-      <w:pPr>
-        <w:widowControl/>
-        <w:spacing w:before="0" w:after="120" w:line="300" w:lineRule="auto"/>
-      </w:pPr>
-      <w:r>
-        <w:rPr>
-          <w:rFonts w:ascii="Calibri" w:hAnsi="Calibri"/>
-          <w:sz w:val="22"/>
-        </w:rPr>
-        <w:t>Conflicting same-scope mappings are rejected. A mapping target must exist as an exact entry in the selected installed lexicon. A proposed mapping in the older unmatched-note form remains documentation only; it does not change a calculation unless converted into an active scenario decision.</w:t>
-      </w:r>
-    </w:p>
-    <w:p>
-      <w:pPr>
-        <w:pStyle w:val="Heading2"/>
-      </w:pPr>
-      <w:r>
-        <w:rPr>
-          <w:rFonts w:ascii="Calibri" w:hAnsi="Calibri"/>
-          <w:sz w:val="22"/>
-        </w:rPr>
-        <w:t>Unmatched quality-control notes</w:t>
-      </w:r>
-    </w:p>
-    <w:p>
-      <w:pPr>
-        <w:widowControl/>
-        <w:spacing w:before="0" w:after="120" w:line="300" w:lineRule="auto"/>
-      </w:pPr>
-      <w:r>
-        <w:rPr>
-          <w:rFonts w:ascii="Calibri" w:hAnsi="Calibri"/>
-          <w:sz w:val="22"/>
-        </w:rPr>
-        <w:t xml:space="preserve">The legacy unmatched-quality-control panel remains available beneath </w:t>
-      </w:r>
-      <w:r>
-        <w:rPr>
-          <w:rFonts w:ascii="Calibri" w:hAnsi="Calibri"/>
-          <w:b/>
-          <w:sz w:val="22"/>
-        </w:rPr>
-        <w:t>Review &amp; Scenarios</w:t>
-      </w:r>
-      <w:r>
-        <w:rPr>
-          <w:rFonts w:ascii="Calibri" w:hAnsi="Calibri"/>
-          <w:sz w:val="22"/>
-        </w:rPr>
-        <w:t>. It stores status, research note, and possible mapping text locally. These notes support research bookkeeping but do not alter completed or future analyses by themselves.</w:t>
-      </w:r>
-    </w:p>
-    <w:p>
-      <w:pPr>
-        <w:pStyle w:val="Heading2"/>
-      </w:pPr>
-      <w:r>
-        <w:rPr>
-          <w:rFonts w:ascii="Calibri" w:hAnsi="Calibri"/>
-          <w:sz w:val="22"/>
-        </w:rPr>
-        <w:t>Compare immutable batches</w:t>
-      </w:r>
-    </w:p>
-    <w:p>
-      <w:pPr>
-        <w:widowControl/>
-        <w:spacing w:before="0" w:after="120" w:line="300" w:lineRule="auto"/>
-      </w:pPr>
-      <w:r>
-        <w:rPr>
-          <w:rFonts w:ascii="Calibri" w:hAnsi="Calibri"/>
-          <w:sz w:val="22"/>
-        </w:rPr>
-        <w:t xml:space="preserve">Under </w:t>
-      </w:r>
-      <w:r>
-        <w:rPr>
-          <w:rFonts w:ascii="Calibri" w:hAnsi="Calibri"/>
-          <w:b/>
-          <w:sz w:val="22"/>
-        </w:rPr>
-        <w:t>Analyze &amp; Compare</w:t>
-      </w:r>
-      <w:r>
-        <w:rPr>
-          <w:rFonts w:ascii="Calibri" w:hAnsi="Calibri"/>
-          <w:sz w:val="22"/>
-        </w:rPr>
-        <w:t>, choose two completed batches to see like-for-like coverage and VAD deltas. Because each batch remains tied to its exact text versions, lexicons, recipe, stopword policy, software version, scenario version, and decision revisions, this comparison can show how an explicit review scenario changed the result without erasing the baseline.</w:t>
-      </w:r>
-    </w:p>
-    <w:p>
-      <w:pPr>
-        <w:pStyle w:val="Heading2"/>
-      </w:pPr>
-      <w:r>
-        <w:rPr>
-          <w:rFonts w:ascii="Calibri" w:hAnsi="Calibri"/>
-          <w:sz w:val="22"/>
-        </w:rPr>
-        <w:t>Export</w:t>
-      </w:r>
-    </w:p>
-    <w:p>
-      <w:pPr>
-        <w:widowControl/>
-        <w:spacing w:before="0" w:after="120" w:line="300" w:lineRule="auto"/>
-      </w:pPr>
-      <w:r>
-        <w:rPr>
-          <w:rFonts w:ascii="Calibri" w:hAnsi="Calibri"/>
-          <w:sz w:val="22"/>
-        </w:rPr>
-        <w:t xml:space="preserve">After a complete batch, download the corpus CSV and Word bundle. It includes both collection weighting views, both stopword views, work-level data, cumulative totals, coverage, separately labeled emotion/sentiment/intensity constructs, unmatched notes, text/version provenance, review decisions when applicable, the recorded methodology, and </w:t>
-      </w:r>
-      <w:r>
-        <w:rPr>
-          <w:rFonts w:ascii="Consolas" w:hAnsi="Consolas"/>
-          <w:color w:val="1F4D78"/>
-          <w:sz w:val="19"/>
-        </w:rPr>
-        <w:t>corpus_report.docx</w:t>
-      </w:r>
-      <w:r>
-        <w:rPr>
-          <w:rFonts w:ascii="Calibri" w:hAnsi="Calibri"/>
-          <w:sz w:val="22"/>
-        </w:rPr>
-        <w:t>. Optional-module results, structure, coverage, provenance, and warnings remain in separately named CSV tables.</w:t>
-      </w:r>
-    </w:p>
-    <w:p>
-      <w:pPr>
-        <w:pStyle w:val="Heading2"/>
-      </w:pPr>
-      <w:r>
-        <w:rPr>
-          <w:rFonts w:ascii="Calibri" w:hAnsi="Calibri"/>
-          <w:sz w:val="22"/>
-        </w:rPr>
-        <w:t>Delete a project</w:t>
       </w:r>
     </w:p>
     <w:p>
@@ -15723,7 +15455,7 @@
           <w:rFonts w:ascii="Calibri" w:hAnsi="Calibri"/>
           <w:sz w:val="22"/>
         </w:rPr>
-        <w:t>Select the project.</w:t>
+        <w:t>Create a clearly named scenario.</w:t>
       </w:r>
     </w:p>
     <w:p>
@@ -15741,22 +15473,7 @@
           <w:rFonts w:ascii="Calibri" w:hAnsi="Calibri"/>
           <w:sz w:val="22"/>
         </w:rPr>
-        <w:t xml:space="preserve">Open </w:t>
-      </w:r>
-      <w:r>
-        <w:rPr>
-          <w:rFonts w:ascii="Calibri" w:hAnsi="Calibri"/>
-          <w:b/>
-          <w:sz w:val="22"/>
-        </w:rPr>
-        <w:t>Project Settings</w:t>
-      </w:r>
-      <w:r>
-        <w:rPr>
-          <w:rFonts w:ascii="Calibri" w:hAnsi="Calibri"/>
-          <w:sz w:val="22"/>
-        </w:rPr>
-        <w:t>.</w:t>
+        <w:t>Inspect one candidate's text context, lexicon, match method, and risk label.</w:t>
       </w:r>
     </w:p>
     <w:p>
@@ -15774,7 +15491,7 @@
           <w:rFonts w:ascii="Calibri" w:hAnsi="Calibri"/>
           <w:sz w:val="22"/>
         </w:rPr>
-        <w:t>Read the permanent-deletion warning.</w:t>
+        <w:t>Choose flag, exclude, or map.</w:t>
       </w:r>
     </w:p>
     <w:p>
@@ -15792,7 +15509,7 @@
           <w:rFonts w:ascii="Calibri" w:hAnsi="Calibri"/>
           <w:sz w:val="22"/>
         </w:rPr>
-        <w:t>Type the project title exactly, including capitalization.</w:t>
+        <w:t>Select the narrowest scope that fits the evidence.</w:t>
       </w:r>
     </w:p>
     <w:p>
@@ -15810,7 +15527,25 @@
           <w:rFonts w:ascii="Calibri" w:hAnsi="Calibri"/>
           <w:sz w:val="22"/>
         </w:rPr>
-        <w:t xml:space="preserve">Click </w:t>
+        <w:t>Write a rationale another scholar could evaluate.</w:t>
+      </w:r>
+    </w:p>
+    <w:p>
+      <w:pPr>
+        <w:widowControl/>
+        <w:numPr>
+          <w:ilvl w:val="0"/>
+          <w:numId w:val="19"/>
+        </w:numPr>
+        <w:spacing w:before="0" w:after="80" w:line="300" w:lineRule="auto"/>
+        <w:ind w:left="540" w:hanging="271"/>
+      </w:pPr>
+      <w:r>
+        <w:rPr>
+          <w:rFonts w:ascii="Calibri" w:hAnsi="Calibri"/>
+          <w:sz w:val="22"/>
+        </w:rPr>
+        <w:t xml:space="preserve">Return to </w:t>
       </w:r>
       <w:r>
         <w:rPr>
@@ -15818,7 +15553,40 @@
           <w:b/>
           <w:sz w:val="22"/>
         </w:rPr>
-        <w:t>Delete this project</w:t>
+        <w:t>Analyze &amp; Compare</w:t>
+      </w:r>
+      <w:r>
+        <w:rPr>
+          <w:rFonts w:ascii="Calibri" w:hAnsi="Calibri"/>
+          <w:sz w:val="22"/>
+        </w:rPr>
+        <w:t>, select that scenario version, and rerun.</w:t>
+      </w:r>
+    </w:p>
+    <w:p>
+      <w:pPr>
+        <w:widowControl/>
+        <w:numPr>
+          <w:ilvl w:val="0"/>
+          <w:numId w:val="19"/>
+        </w:numPr>
+        <w:spacing w:before="0" w:after="80" w:line="300" w:lineRule="auto"/>
+        <w:ind w:left="540" w:hanging="271"/>
+      </w:pPr>
+      <w:r>
+        <w:rPr>
+          <w:rFonts w:ascii="Calibri" w:hAnsi="Calibri"/>
+          <w:sz w:val="22"/>
+        </w:rPr>
+        <w:t xml:space="preserve">Compare the reviewed batch with the baseline under </w:t>
+      </w:r>
+      <w:r>
+        <w:rPr>
+          <w:rFonts w:ascii="Calibri" w:hAnsi="Calibri"/>
+          <w:b/>
+          <w:sz w:val="22"/>
+        </w:rPr>
+        <w:t>Compare Two Immutable Analysis Batches</w:t>
       </w:r>
       <w:r>
         <w:rPr>
@@ -15831,6 +15599,57 @@
     <w:p>
       <w:pPr>
         <w:widowControl/>
+        <w:numPr>
+          <w:ilvl w:val="0"/>
+          <w:numId w:val="19"/>
+        </w:numPr>
+        <w:spacing w:before="0" w:after="80" w:line="300" w:lineRule="auto"/>
+        <w:ind w:left="540" w:hanging="271"/>
+      </w:pPr>
+      <w:r>
+        <w:rPr>
+          <w:rFonts w:ascii="Calibri" w:hAnsi="Calibri"/>
+          <w:sz w:val="22"/>
+        </w:rPr>
+        <w:t>Inspect coverage changes, VAD deltas, match evidence, and unmatched vocabulary.</w:t>
+      </w:r>
+    </w:p>
+    <w:p>
+      <w:pPr>
+        <w:widowControl/>
+        <w:numPr>
+          <w:ilvl w:val="0"/>
+          <w:numId w:val="19"/>
+        </w:numPr>
+        <w:spacing w:before="0" w:after="80" w:line="300" w:lineRule="auto"/>
+        <w:ind w:left="540" w:hanging="271"/>
+      </w:pPr>
+      <w:r>
+        <w:rPr>
+          <w:rFonts w:ascii="Calibri" w:hAnsi="Calibri"/>
+          <w:sz w:val="22"/>
+        </w:rPr>
+        <w:t xml:space="preserve">Export the workbook and preserve its methodology and </w:t>
+      </w:r>
+      <w:r>
+        <w:rPr>
+          <w:rFonts w:ascii="Calibri" w:hAnsi="Calibri"/>
+          <w:b/>
+          <w:sz w:val="22"/>
+        </w:rPr>
+        <w:t>Review Decisions</w:t>
+      </w:r>
+      <w:r>
+        <w:rPr>
+          <w:rFonts w:ascii="Calibri" w:hAnsi="Calibri"/>
+          <w:sz w:val="22"/>
+        </w:rPr>
+        <w:t xml:space="preserve"> sheet.</w:t>
+      </w:r>
+    </w:p>
+    <w:p>
+      <w:pPr>
+        <w:widowControl/>
         <w:spacing w:before="0" w:after="120" w:line="300" w:lineRule="auto"/>
       </w:pPr>
       <w:r>
@@ -15838,19 +15657,7 @@
           <w:rFonts w:ascii="Calibri" w:hAnsi="Calibri"/>
           <w:sz w:val="22"/>
         </w:rPr>
-        <w:t>The button remains unavailable until the title matches exactly. Deletion removes only that project's local works, versions, batches, analyses, metrics, and notes. It does not affect other projects or source lexicons. This deletion is permanent unless you have a separate backup.</w:t>
-      </w:r>
-    </w:p>
-    <w:p>
-      <w:pPr>
-        <w:pStyle w:val="Heading1"/>
-      </w:pPr>
-      <w:r>
-        <w:rPr>
-          <w:rFonts w:ascii="Calibri" w:hAnsi="Calibri"/>
-          <w:sz w:val="22"/>
-        </w:rPr>
-        <w:t>10. Lexicon Explorer</w:t>
+        <w:t>Conflicting same-scope mappings are rejected. A mapping target must exist as an exact entry in the selected installed lexicon. A proposed mapping in the older unmatched-note form remains documentation only; it does not change a calculation unless converted into an active scenario decision.</w:t>
       </w:r>
     </w:p>
     <w:p>
@@ -15862,7 +15669,127 @@
           <w:rFonts w:ascii="Calibri" w:hAnsi="Calibri"/>
           <w:sz w:val="22"/>
         </w:rPr>
-        <w:t>Basic lookup</w:t>
+        <w:t>Unmatched quality-control notes</w:t>
+      </w:r>
+    </w:p>
+    <w:p>
+      <w:pPr>
+        <w:widowControl/>
+        <w:spacing w:before="0" w:after="120" w:line="300" w:lineRule="auto"/>
+      </w:pPr>
+      <w:r>
+        <w:rPr>
+          <w:rFonts w:ascii="Calibri" w:hAnsi="Calibri"/>
+          <w:sz w:val="22"/>
+        </w:rPr>
+        <w:t xml:space="preserve">The legacy unmatched-quality-control panel remains available beneath </w:t>
+      </w:r>
+      <w:r>
+        <w:rPr>
+          <w:rFonts w:ascii="Calibri" w:hAnsi="Calibri"/>
+          <w:b/>
+          <w:sz w:val="22"/>
+        </w:rPr>
+        <w:t>Review &amp; Scenarios</w:t>
+      </w:r>
+      <w:r>
+        <w:rPr>
+          <w:rFonts w:ascii="Calibri" w:hAnsi="Calibri"/>
+          <w:sz w:val="22"/>
+        </w:rPr>
+        <w:t>. It stores status, research note, and possible mapping text locally. These notes support research bookkeeping but do not alter completed or future analyses by themselves.</w:t>
+      </w:r>
+    </w:p>
+    <w:p>
+      <w:pPr>
+        <w:pStyle w:val="Heading2"/>
+      </w:pPr>
+      <w:r>
+        <w:rPr>
+          <w:rFonts w:ascii="Calibri" w:hAnsi="Calibri"/>
+          <w:sz w:val="22"/>
+        </w:rPr>
+        <w:t>Compare immutable batches</w:t>
+      </w:r>
+    </w:p>
+    <w:p>
+      <w:pPr>
+        <w:widowControl/>
+        <w:spacing w:before="0" w:after="120" w:line="300" w:lineRule="auto"/>
+      </w:pPr>
+      <w:r>
+        <w:rPr>
+          <w:rFonts w:ascii="Calibri" w:hAnsi="Calibri"/>
+          <w:sz w:val="22"/>
+        </w:rPr>
+        <w:t xml:space="preserve">Under </w:t>
+      </w:r>
+      <w:r>
+        <w:rPr>
+          <w:rFonts w:ascii="Calibri" w:hAnsi="Calibri"/>
+          <w:b/>
+          <w:sz w:val="22"/>
+        </w:rPr>
+        <w:t>Analyze &amp; Compare</w:t>
+      </w:r>
+      <w:r>
+        <w:rPr>
+          <w:rFonts w:ascii="Calibri" w:hAnsi="Calibri"/>
+          <w:sz w:val="22"/>
+        </w:rPr>
+        <w:t>, choose two completed batches to see like-for-like coverage and VAD deltas. Because each batch remains tied to its exact text versions, lexicons, recipe, stopword policy, software version, scenario version, and decision revisions, this comparison can show how an explicit review scenario changed the result without erasing the baseline.</w:t>
+      </w:r>
+    </w:p>
+    <w:p>
+      <w:pPr>
+        <w:pStyle w:val="Heading2"/>
+      </w:pPr>
+      <w:r>
+        <w:rPr>
+          <w:rFonts w:ascii="Calibri" w:hAnsi="Calibri"/>
+          <w:sz w:val="22"/>
+        </w:rPr>
+        <w:t>Export</w:t>
+      </w:r>
+    </w:p>
+    <w:p>
+      <w:pPr>
+        <w:widowControl/>
+        <w:spacing w:before="0" w:after="120" w:line="300" w:lineRule="auto"/>
+      </w:pPr>
+      <w:r>
+        <w:rPr>
+          <w:rFonts w:ascii="Calibri" w:hAnsi="Calibri"/>
+          <w:sz w:val="22"/>
+        </w:rPr>
+        <w:t xml:space="preserve">After a complete batch, download the corpus CSV and Word bundle. It includes both collection weighting views, both stopword views, work-level data, cumulative totals, coverage, separately labeled emotion/sentiment/intensity constructs, unmatched notes, text/version provenance, review decisions when applicable, the recorded methodology, and </w:t>
+      </w:r>
+      <w:r>
+        <w:rPr>
+          <w:rFonts w:ascii="Consolas" w:hAnsi="Consolas"/>
+          <w:color w:val="1F4D78"/>
+          <w:sz w:val="19"/>
+        </w:rPr>
+        <w:t>corpus_report.docx</w:t>
+      </w:r>
+      <w:r>
+        <w:rPr>
+          <w:rFonts w:ascii="Calibri" w:hAnsi="Calibri"/>
+          <w:sz w:val="22"/>
+        </w:rPr>
+        <w:t>. Optional-module results, structure, coverage, provenance, and warnings remain in separately named CSV tables.</w:t>
+      </w:r>
+    </w:p>
+    <w:p>
+      <w:pPr>
+        <w:pStyle w:val="Heading2"/>
+      </w:pPr>
+      <w:r>
+        <w:rPr>
+          <w:rFonts w:ascii="Calibri" w:hAnsi="Calibri"/>
+          <w:sz w:val="22"/>
+        </w:rPr>
+        <w:t>Delete a project</w:t>
       </w:r>
     </w:p>
     <w:p>
@@ -15880,22 +15807,7 @@
           <w:rFonts w:ascii="Calibri" w:hAnsi="Calibri"/>
           <w:sz w:val="22"/>
         </w:rPr>
-        <w:t xml:space="preserve">Open </w:t>
-      </w:r>
-      <w:r>
-        <w:rPr>
-          <w:rFonts w:ascii="Calibri" w:hAnsi="Calibri"/>
-          <w:b/>
-          <w:sz w:val="22"/>
-        </w:rPr>
-        <w:t>Lexicon Explorer</w:t>
-      </w:r>
-      <w:r>
-        <w:rPr>
-          <w:rFonts w:ascii="Calibri" w:hAnsi="Calibri"/>
-          <w:sz w:val="22"/>
-        </w:rPr>
-        <w:t>.</w:t>
+        <w:t>Select the project.</w:t>
       </w:r>
     </w:p>
     <w:p>
@@ -15913,7 +15825,22 @@
           <w:rFonts w:ascii="Calibri" w:hAnsi="Calibri"/>
           <w:sz w:val="22"/>
         </w:rPr>
-        <w:t>Enter one word or phrase.</w:t>
+        <w:t xml:space="preserve">Open </w:t>
+      </w:r>
+      <w:r>
+        <w:rPr>
+          <w:rFonts w:ascii="Calibri" w:hAnsi="Calibri"/>
+          <w:b/>
+          <w:sz w:val="22"/>
+        </w:rPr>
+        <w:t>Project Settings</w:t>
+      </w:r>
+      <w:r>
+        <w:rPr>
+          <w:rFonts w:ascii="Calibri" w:hAnsi="Calibri"/>
+          <w:sz w:val="22"/>
+        </w:rPr>
+        <w:t>.</w:t>
       </w:r>
     </w:p>
     <w:p>
@@ -15931,7 +15858,7 @@
           <w:rFonts w:ascii="Calibri" w:hAnsi="Calibri"/>
           <w:sz w:val="22"/>
         </w:rPr>
-        <w:t>Optionally enter a user-supplied mapping.</w:t>
+        <w:t>Read the permanent-deletion warning.</w:t>
       </w:r>
     </w:p>
     <w:p>
@@ -15949,22 +15876,7 @@
           <w:rFonts w:ascii="Calibri" w:hAnsi="Calibri"/>
           <w:sz w:val="22"/>
         </w:rPr>
-        <w:t xml:space="preserve">Click </w:t>
-      </w:r>
-      <w:r>
-        <w:rPr>
-          <w:rFonts w:ascii="Calibri" w:hAnsi="Calibri"/>
-          <w:b/>
-          <w:sz w:val="22"/>
-        </w:rPr>
-        <w:t>Search installed lexicons</w:t>
-      </w:r>
-      <w:r>
-        <w:rPr>
-          <w:rFonts w:ascii="Calibri" w:hAnsi="Calibri"/>
-          <w:sz w:val="22"/>
-        </w:rPr>
-        <w:t>.</w:t>
+        <w:t>Type the project title exactly, including capitalization.</w:t>
       </w:r>
     </w:p>
     <w:p>
@@ -15973,6 +15885,178 @@
         <w:numPr>
           <w:ilvl w:val="0"/>
           <w:numId w:val="20"/>
+        </w:numPr>
+        <w:spacing w:before="0" w:after="80" w:line="300" w:lineRule="auto"/>
+        <w:ind w:left="540" w:hanging="271"/>
+      </w:pPr>
+      <w:r>
+        <w:rPr>
+          <w:rFonts w:ascii="Calibri" w:hAnsi="Calibri"/>
+          <w:sz w:val="22"/>
+        </w:rPr>
+        <w:t xml:space="preserve">Click </w:t>
+      </w:r>
+      <w:r>
+        <w:rPr>
+          <w:rFonts w:ascii="Calibri" w:hAnsi="Calibri"/>
+          <w:b/>
+          <w:sz w:val="22"/>
+        </w:rPr>
+        <w:t>Delete this project</w:t>
+      </w:r>
+      <w:r>
+        <w:rPr>
+          <w:rFonts w:ascii="Calibri" w:hAnsi="Calibri"/>
+          <w:sz w:val="22"/>
+        </w:rPr>
+        <w:t>.</w:t>
+      </w:r>
+    </w:p>
+    <w:p>
+      <w:pPr>
+        <w:widowControl/>
+        <w:spacing w:before="0" w:after="120" w:line="300" w:lineRule="auto"/>
+      </w:pPr>
+      <w:r>
+        <w:rPr>
+          <w:rFonts w:ascii="Calibri" w:hAnsi="Calibri"/>
+          <w:sz w:val="22"/>
+        </w:rPr>
+        <w:t>The button remains unavailable until the title matches exactly. Deletion removes only that project's local works, versions, batches, analyses, metrics, and notes. It does not affect other projects or source lexicons. This deletion is permanent unless you have a separate backup.</w:t>
+      </w:r>
+    </w:p>
+    <w:p>
+      <w:pPr>
+        <w:pStyle w:val="Heading1"/>
+      </w:pPr>
+      <w:r>
+        <w:rPr>
+          <w:rFonts w:ascii="Calibri" w:hAnsi="Calibri"/>
+          <w:sz w:val="22"/>
+        </w:rPr>
+        <w:t>10. Lexicon Explorer</w:t>
+      </w:r>
+    </w:p>
+    <w:p>
+      <w:pPr>
+        <w:pStyle w:val="Heading2"/>
+      </w:pPr>
+      <w:r>
+        <w:rPr>
+          <w:rFonts w:ascii="Calibri" w:hAnsi="Calibri"/>
+          <w:sz w:val="22"/>
+        </w:rPr>
+        <w:t>Basic lookup</w:t>
+      </w:r>
+    </w:p>
+    <w:p>
+      <w:pPr>
+        <w:widowControl/>
+        <w:numPr>
+          <w:ilvl w:val="0"/>
+          <w:numId w:val="21"/>
+        </w:numPr>
+        <w:spacing w:before="0" w:after="80" w:line="300" w:lineRule="auto"/>
+        <w:ind w:left="540" w:hanging="271"/>
+      </w:pPr>
+      <w:r>
+        <w:rPr>
+          <w:rFonts w:ascii="Calibri" w:hAnsi="Calibri"/>
+          <w:sz w:val="22"/>
+        </w:rPr>
+        <w:t xml:space="preserve">Open </w:t>
+      </w:r>
+      <w:r>
+        <w:rPr>
+          <w:rFonts w:ascii="Calibri" w:hAnsi="Calibri"/>
+          <w:b/>
+          <w:sz w:val="22"/>
+        </w:rPr>
+        <w:t>Lexicon Explorer</w:t>
+      </w:r>
+      <w:r>
+        <w:rPr>
+          <w:rFonts w:ascii="Calibri" w:hAnsi="Calibri"/>
+          <w:sz w:val="22"/>
+        </w:rPr>
+        <w:t>.</w:t>
+      </w:r>
+    </w:p>
+    <w:p>
+      <w:pPr>
+        <w:widowControl/>
+        <w:numPr>
+          <w:ilvl w:val="0"/>
+          <w:numId w:val="21"/>
+        </w:numPr>
+        <w:spacing w:before="0" w:after="80" w:line="300" w:lineRule="auto"/>
+        <w:ind w:left="540" w:hanging="271"/>
+      </w:pPr>
+      <w:r>
+        <w:rPr>
+          <w:rFonts w:ascii="Calibri" w:hAnsi="Calibri"/>
+          <w:sz w:val="22"/>
+        </w:rPr>
+        <w:t>Enter one word or phrase.</w:t>
+      </w:r>
+    </w:p>
+    <w:p>
+      <w:pPr>
+        <w:widowControl/>
+        <w:numPr>
+          <w:ilvl w:val="0"/>
+          <w:numId w:val="21"/>
+        </w:numPr>
+        <w:spacing w:before="0" w:after="80" w:line="300" w:lineRule="auto"/>
+        <w:ind w:left="540" w:hanging="271"/>
+      </w:pPr>
+      <w:r>
+        <w:rPr>
+          <w:rFonts w:ascii="Calibri" w:hAnsi="Calibri"/>
+          <w:sz w:val="22"/>
+        </w:rPr>
+        <w:t>Optionally enter a user-supplied mapping.</w:t>
+      </w:r>
+    </w:p>
+    <w:p>
+      <w:pPr>
+        <w:widowControl/>
+        <w:numPr>
+          <w:ilvl w:val="0"/>
+          <w:numId w:val="21"/>
+        </w:numPr>
+        <w:spacing w:before="0" w:after="80" w:line="300" w:lineRule="auto"/>
+        <w:ind w:left="540" w:hanging="271"/>
+      </w:pPr>
+      <w:r>
+        <w:rPr>
+          <w:rFonts w:ascii="Calibri" w:hAnsi="Calibri"/>
+          <w:sz w:val="22"/>
+        </w:rPr>
+        <w:t xml:space="preserve">Click </w:t>
+      </w:r>
+      <w:r>
+        <w:rPr>
+          <w:rFonts w:ascii="Calibri" w:hAnsi="Calibri"/>
+          <w:b/>
+          <w:sz w:val="22"/>
+        </w:rPr>
+        <w:t>Search installed lexicons</w:t>
+      </w:r>
+      <w:r>
+        <w:rPr>
+          <w:rFonts w:ascii="Calibri" w:hAnsi="Calibri"/>
+          <w:sz w:val="22"/>
+        </w:rPr>
+        <w:t>.</w:t>
+      </w:r>
+    </w:p>
+    <w:p>
+      <w:pPr>
+        <w:widowControl/>
+        <w:numPr>
+          <w:ilvl w:val="0"/>
+          <w:numId w:val="21"/>
         </w:numPr>
         <w:spacing w:before="0" w:after="80" w:line="300" w:lineRule="auto"/>
         <w:ind w:left="540" w:hanging="271"/>
@@ -31320,6 +31404,21 @@
       </w:pPr>
     </w:lvl>
   </w:abstractNum>
+  <w:abstractNum w:abstractNumId="20">
+    <w:multiLevelType w:val="singleLevel"/>
+    <w:lvl w:ilvl="0">
+      <w:start w:val="1"/>
+      <w:numFmt w:val="decimal"/>
+      <w:lvlText w:val="%1."/>
+      <w:lvlJc w:val="left"/>
+      <w:pPr>
+        <w:tabs>
+          <w:tab w:val="num" w:pos="540"/>
+        </w:tabs>
+        <w:ind w:left="540" w:hanging="270"/>
+      </w:pPr>
+    </w:lvl>
+  </w:abstractNum>
   <w:num w:numId="1">
     <w:abstractNumId w:val="8"/>
   </w:num>
@@ -31406,6 +31505,12 @@
   </w:num>
   <w:num w:numId="20">
     <w:abstractNumId w:val="19"/>
+    <w:lvlOverride w:ilvl="0">
+      <w:startOverride w:val="1"/>
+    </w:lvlOverride>
+  </w:num>
+  <w:num w:numId="21">
+    <w:abstractNumId w:val="20"/>
     <w:lvlOverride w:ilvl="0">
       <w:startOverride w:val="1"/>
     </w:lvlOverride>
